--- a/docs/guia-comercial-hogar-conectado.docx
+++ b/docs/guia-comercial-hogar-conectado.docx
@@ -99,10 +99,9 @@
         <w:rPr/>
       </w:pPr>
       <w:r>
-        <w:rPr/>
         <w:t>Preparado para el administrador y propietario de Hogar Conectado</w:t>
         <w:br/>
-        <w:t>Septiembre de 2026</w:t>
+        <w:t>Actualizado en septiembre de 2026 con feedback de usuarios</w:t>
       </w:r>
     </w:p>
     <w:p>
@@ -208,7 +207,10 @@
         <w:gridCol w:w="4192"/>
       </w:tblGrid>
       <w:tr>
-        <w:trPr/>
+        <w:trPr>
+          <w:tblHeader w:val="true"/>
+          <w:cantSplit/>
+        </w:trPr>
         <w:tc>
           <w:tcPr>
             <w:tcW w:w="1630" w:type="dxa"/>
@@ -274,7 +276,9 @@
         </w:tc>
       </w:tr>
       <w:tr>
-        <w:trPr/>
+        <w:trPr>
+          <w:cantSplit/>
+        </w:trPr>
         <w:tc>
           <w:tcPr>
             <w:tcW w:w="1630" w:type="dxa"/>
@@ -334,7 +338,9 @@
         </w:tc>
       </w:tr>
       <w:tr>
-        <w:trPr/>
+        <w:trPr>
+          <w:cantSplit/>
+        </w:trPr>
         <w:tc>
           <w:tcPr>
             <w:tcW w:w="1630" w:type="dxa"/>
@@ -394,7 +400,9 @@
         </w:tc>
       </w:tr>
       <w:tr>
-        <w:trPr/>
+        <w:trPr>
+          <w:cantSplit/>
+        </w:trPr>
         <w:tc>
           <w:tcPr>
             <w:tcW w:w="1630" w:type="dxa"/>
@@ -454,7 +462,9 @@
         </w:tc>
       </w:tr>
       <w:tr>
-        <w:trPr/>
+        <w:trPr>
+          <w:cantSplit/>
+        </w:trPr>
         <w:tc>
           <w:tcPr>
             <w:tcW w:w="1630" w:type="dxa"/>
@@ -1440,7 +1450,10 @@
         <w:gridCol w:w="7614"/>
       </w:tblGrid>
       <w:tr>
-        <w:trPr/>
+        <w:trPr>
+          <w:tblHeader w:val="true"/>
+          <w:cantSplit/>
+        </w:trPr>
         <w:tc>
           <w:tcPr>
             <w:tcW w:w="2138" w:type="dxa"/>
@@ -1485,7 +1498,9 @@
         </w:tc>
       </w:tr>
       <w:tr>
-        <w:trPr/>
+        <w:trPr>
+          <w:cantSplit/>
+        </w:trPr>
         <w:tc>
           <w:tcPr>
             <w:tcW w:w="2138" w:type="dxa"/>
@@ -1526,7 +1541,9 @@
         </w:tc>
       </w:tr>
       <w:tr>
-        <w:trPr/>
+        <w:trPr>
+          <w:cantSplit/>
+        </w:trPr>
         <w:tc>
           <w:tcPr>
             <w:tcW w:w="2138" w:type="dxa"/>
@@ -1567,7 +1584,9 @@
         </w:tc>
       </w:tr>
       <w:tr>
-        <w:trPr/>
+        <w:trPr>
+          <w:cantSplit/>
+        </w:trPr>
         <w:tc>
           <w:tcPr>
             <w:tcW w:w="2138" w:type="dxa"/>
@@ -1608,7 +1627,9 @@
         </w:tc>
       </w:tr>
       <w:tr>
-        <w:trPr/>
+        <w:trPr>
+          <w:cantSplit/>
+        </w:trPr>
         <w:tc>
           <w:tcPr>
             <w:tcW w:w="2138" w:type="dxa"/>
@@ -1649,7 +1670,9 @@
         </w:tc>
       </w:tr>
       <w:tr>
-        <w:trPr/>
+        <w:trPr>
+          <w:cantSplit/>
+        </w:trPr>
         <w:tc>
           <w:tcPr>
             <w:tcW w:w="2138" w:type="dxa"/>
@@ -1690,7 +1713,9 @@
         </w:tc>
       </w:tr>
       <w:tr>
-        <w:trPr/>
+        <w:trPr>
+          <w:cantSplit/>
+        </w:trPr>
         <w:tc>
           <w:tcPr>
             <w:tcW w:w="2138" w:type="dxa"/>
@@ -1731,7 +1756,9 @@
         </w:tc>
       </w:tr>
       <w:tr>
-        <w:trPr/>
+        <w:trPr>
+          <w:cantSplit/>
+        </w:trPr>
         <w:tc>
           <w:tcPr>
             <w:tcW w:w="2138" w:type="dxa"/>
@@ -1772,7 +1799,9 @@
         </w:tc>
       </w:tr>
       <w:tr>
-        <w:trPr/>
+        <w:trPr>
+          <w:cantSplit/>
+        </w:trPr>
         <w:tc>
           <w:tcPr>
             <w:tcW w:w="2138" w:type="dxa"/>
@@ -1808,6 +1837,1798 @@
             <w:r>
               <w:rPr/>
               <w:t>Qué información se solicita, quién puede verla y para qué se utiliza.</w:t>
+            </w:r>
+          </w:p>
+        </w:tc>
+      </w:tr>
+    </w:tbl>
+    <w:p>
+      <w:pPr>
+        <w:pStyle w:val="Heading2"/>
+      </w:pPr>
+      <w:r>
+        <w:t>Decisiones recomendadas después del feedback</w:t>
+      </w:r>
+    </w:p>
+    <w:p>
+      <w:pPr>
+        <w:pStyle w:val="BodyText"/>
+      </w:pPr>
+      <w:r>
+        <w:t>El feedback confirma que la propuesta necesita reglas operativas más precisas. La recomendación es abandonar una comisión única para todos los casos, proteger la atribución de cada vendedor y acercar el recorrido del comprador a una compra directa. Hogar Conectado debe cobrar por el servicio que realmente presta en cada operación.</w:t>
+      </w:r>
+    </w:p>
+    <w:p>
+      <w:pPr>
+        <w:pStyle w:val="Heading3"/>
+      </w:pPr>
+      <w:r>
+        <w:t>Comisión según el servicio prestado</w:t>
+      </w:r>
+    </w:p>
+    <w:p>
+      <w:pPr>
+        <w:pStyle w:val="BodyText"/>
+      </w:pPr>
+      <w:r>
+        <w:t>El 20 por ciento puede resultar alto cuando la plataforma solo publica el producto y registra la venta. Además, debe aclararse que cualquier porcentaje se calcula sobre el margen comercial neto y no sobre el precio total. Para el piloto recomendamos que Hogar Conectado reciba el 10 por ciento del margen. Una participación mayor solo se justifica cuando también administra cobro, entrega, reclamos o riesgo operativo.</w:t>
+      </w:r>
+    </w:p>
+    <w:tbl>
+      <w:tblPr>
+        <w:tblW w:type="auto" w:w="0"/>
+        <w:tblLayout w:type="fixed"/>
+        <w:tblLook w:firstColumn="1" w:firstRow="1" w:lastColumn="0" w:lastRow="0" w:noHBand="0" w:noVBand="1" w:val="04A0"/>
+      </w:tblPr>
+      <w:tblGrid>
+        <w:gridCol w:w="3251"/>
+        <w:gridCol w:w="3251"/>
+        <w:gridCol w:w="3251"/>
+      </w:tblGrid>
+      <w:tr>
+        <w:trPr>
+          <w:tblHeader w:val="true"/>
+          <w:cantSplit/>
+        </w:trPr>
+        <w:tc>
+          <w:tcPr>
+            <w:tcW w:type="dxa" w:w="2232"/>
+            <w:vAlign w:val="center"/>
+            <w:tcMar>
+              <w:top w:w="100" w:type="dxa"/>
+              <w:start w:w="120" w:type="dxa"/>
+              <w:bottom w:w="100" w:type="dxa"/>
+              <w:end w:w="120" w:type="dxa"/>
+            </w:tcMar>
+            <w:tcBorders>
+              <w:top w:val="single" w:sz="6" w:color="D9D9D9"/>
+              <w:start w:val="single" w:sz="6" w:color="D9D9D9"/>
+              <w:bottom w:val="single" w:sz="6" w:color="D9D9D9"/>
+              <w:end w:val="single" w:sz="6" w:color="D9D9D9"/>
+              <w:insideH w:val="single" w:sz="6" w:color="D9D9D9"/>
+              <w:insideV w:val="single" w:sz="6" w:color="D9D9D9"/>
+            </w:tcBorders>
+            <w:shd w:fill="334155"/>
+          </w:tcPr>
+          <w:p>
+            <w:r>
+              <w:rPr>
+                <w:b/>
+                <w:color w:val="FFFFFF"/>
+              </w:rPr>
+              <w:t>Nivel de servicio</w:t>
+            </w:r>
+          </w:p>
+        </w:tc>
+        <w:tc>
+          <w:tcPr>
+            <w:tcW w:type="dxa" w:w="4824"/>
+            <w:vAlign w:val="center"/>
+            <w:tcMar>
+              <w:top w:w="100" w:type="dxa"/>
+              <w:start w:w="120" w:type="dxa"/>
+              <w:bottom w:w="100" w:type="dxa"/>
+              <w:end w:w="120" w:type="dxa"/>
+            </w:tcMar>
+            <w:tcBorders>
+              <w:top w:val="single" w:sz="6" w:color="D9D9D9"/>
+              <w:start w:val="single" w:sz="6" w:color="D9D9D9"/>
+              <w:bottom w:val="single" w:sz="6" w:color="D9D9D9"/>
+              <w:end w:val="single" w:sz="6" w:color="D9D9D9"/>
+              <w:insideH w:val="single" w:sz="6" w:color="D9D9D9"/>
+              <w:insideV w:val="single" w:sz="6" w:color="D9D9D9"/>
+            </w:tcBorders>
+            <w:shd w:fill="334155"/>
+          </w:tcPr>
+          <w:p>
+            <w:r>
+              <w:rPr>
+                <w:b/>
+                <w:color w:val="FFFFFF"/>
+              </w:rPr>
+              <w:t>Qué hace Hogar Conectado</w:t>
+            </w:r>
+          </w:p>
+        </w:tc>
+        <w:tc>
+          <w:tcPr>
+            <w:tcW w:type="dxa" w:w="1944"/>
+            <w:vAlign w:val="center"/>
+            <w:tcMar>
+              <w:top w:w="100" w:type="dxa"/>
+              <w:start w:w="120" w:type="dxa"/>
+              <w:bottom w:w="100" w:type="dxa"/>
+              <w:end w:w="120" w:type="dxa"/>
+            </w:tcMar>
+            <w:tcBorders>
+              <w:top w:val="single" w:sz="6" w:color="D9D9D9"/>
+              <w:start w:val="single" w:sz="6" w:color="D9D9D9"/>
+              <w:bottom w:val="single" w:sz="6" w:color="D9D9D9"/>
+              <w:end w:val="single" w:sz="6" w:color="D9D9D9"/>
+              <w:insideH w:val="single" w:sz="6" w:color="D9D9D9"/>
+              <w:insideV w:val="single" w:sz="6" w:color="D9D9D9"/>
+            </w:tcBorders>
+            <w:shd w:fill="334155"/>
+          </w:tcPr>
+          <w:p>
+            <w:r>
+              <w:rPr>
+                <w:b/>
+                <w:color w:val="FFFFFF"/>
+              </w:rPr>
+              <w:t>Participación sugerida</w:t>
+            </w:r>
+          </w:p>
+        </w:tc>
+      </w:tr>
+      <w:tr>
+        <w:trPr>
+          <w:cantSplit/>
+        </w:trPr>
+        <w:tc>
+          <w:tcPr>
+            <w:tcW w:type="dxa" w:w="2232"/>
+            <w:vAlign w:val="center"/>
+            <w:tcMar>
+              <w:top w:w="100" w:type="dxa"/>
+              <w:start w:w="120" w:type="dxa"/>
+              <w:bottom w:w="100" w:type="dxa"/>
+              <w:end w:w="120" w:type="dxa"/>
+            </w:tcMar>
+            <w:tcBorders>
+              <w:top w:val="single" w:sz="6" w:color="D9D9D9"/>
+              <w:start w:val="single" w:sz="6" w:color="D9D9D9"/>
+              <w:bottom w:val="single" w:sz="6" w:color="D9D9D9"/>
+              <w:end w:val="single" w:sz="6" w:color="D9D9D9"/>
+              <w:insideH w:val="single" w:sz="6" w:color="D9D9D9"/>
+              <w:insideV w:val="single" w:sz="6" w:color="D9D9D9"/>
+            </w:tcBorders>
+          </w:tcPr>
+          <w:p>
+            <w:r>
+              <w:t>Vidriera y trazabilidad</w:t>
+            </w:r>
+          </w:p>
+        </w:tc>
+        <w:tc>
+          <w:tcPr>
+            <w:tcW w:type="dxa" w:w="4824"/>
+            <w:vAlign w:val="center"/>
+            <w:tcMar>
+              <w:top w:w="100" w:type="dxa"/>
+              <w:start w:w="120" w:type="dxa"/>
+              <w:bottom w:w="100" w:type="dxa"/>
+              <w:end w:w="120" w:type="dxa"/>
+            </w:tcMar>
+            <w:tcBorders>
+              <w:top w:val="single" w:sz="6" w:color="D9D9D9"/>
+              <w:start w:val="single" w:sz="6" w:color="D9D9D9"/>
+              <w:bottom w:val="single" w:sz="6" w:color="D9D9D9"/>
+              <w:end w:val="single" w:sz="6" w:color="D9D9D9"/>
+              <w:insideH w:val="single" w:sz="6" w:color="D9D9D9"/>
+              <w:insideV w:val="single" w:sz="6" w:color="D9D9D9"/>
+            </w:tcBorders>
+          </w:tcPr>
+          <w:p>
+            <w:r>
+              <w:t>Publica, atribuye la oportunidad y registra la operación.</w:t>
+            </w:r>
+          </w:p>
+        </w:tc>
+        <w:tc>
+          <w:tcPr>
+            <w:tcW w:type="dxa" w:w="1944"/>
+            <w:vAlign w:val="center"/>
+            <w:tcMar>
+              <w:top w:w="100" w:type="dxa"/>
+              <w:start w:w="120" w:type="dxa"/>
+              <w:bottom w:w="100" w:type="dxa"/>
+              <w:end w:w="120" w:type="dxa"/>
+            </w:tcMar>
+            <w:tcBorders>
+              <w:top w:val="single" w:sz="6" w:color="D9D9D9"/>
+              <w:start w:val="single" w:sz="6" w:color="D9D9D9"/>
+              <w:bottom w:val="single" w:sz="6" w:color="D9D9D9"/>
+              <w:end w:val="single" w:sz="6" w:color="D9D9D9"/>
+              <w:insideH w:val="single" w:sz="6" w:color="D9D9D9"/>
+              <w:insideV w:val="single" w:sz="6" w:color="D9D9D9"/>
+            </w:tcBorders>
+          </w:tcPr>
+          <w:p>
+            <w:r>
+              <w:t>10 % del margen</w:t>
+            </w:r>
+          </w:p>
+        </w:tc>
+      </w:tr>
+      <w:tr>
+        <w:trPr>
+          <w:cantSplit/>
+        </w:trPr>
+        <w:tc>
+          <w:tcPr>
+            <w:tcW w:type="dxa" w:w="2232"/>
+            <w:vAlign w:val="center"/>
+            <w:tcMar>
+              <w:top w:w="100" w:type="dxa"/>
+              <w:start w:w="120" w:type="dxa"/>
+              <w:bottom w:w="100" w:type="dxa"/>
+              <w:end w:w="120" w:type="dxa"/>
+            </w:tcMar>
+            <w:tcBorders>
+              <w:top w:val="single" w:sz="6" w:color="D9D9D9"/>
+              <w:start w:val="single" w:sz="6" w:color="D9D9D9"/>
+              <w:bottom w:val="single" w:sz="6" w:color="D9D9D9"/>
+              <w:end w:val="single" w:sz="6" w:color="D9D9D9"/>
+              <w:insideH w:val="single" w:sz="6" w:color="D9D9D9"/>
+              <w:insideV w:val="single" w:sz="6" w:color="D9D9D9"/>
+            </w:tcBorders>
+            <w:shd w:fill="F4F7FB"/>
+          </w:tcPr>
+          <w:p>
+            <w:r>
+              <w:t>Operación asistida</w:t>
+            </w:r>
+          </w:p>
+        </w:tc>
+        <w:tc>
+          <w:tcPr>
+            <w:tcW w:type="dxa" w:w="4824"/>
+            <w:vAlign w:val="center"/>
+            <w:tcMar>
+              <w:top w:w="100" w:type="dxa"/>
+              <w:start w:w="120" w:type="dxa"/>
+              <w:bottom w:w="100" w:type="dxa"/>
+              <w:end w:w="120" w:type="dxa"/>
+            </w:tcMar>
+            <w:tcBorders>
+              <w:top w:val="single" w:sz="6" w:color="D9D9D9"/>
+              <w:start w:val="single" w:sz="6" w:color="D9D9D9"/>
+              <w:bottom w:val="single" w:sz="6" w:color="D9D9D9"/>
+              <w:end w:val="single" w:sz="6" w:color="D9D9D9"/>
+              <w:insideH w:val="single" w:sz="6" w:color="D9D9D9"/>
+              <w:insideV w:val="single" w:sz="6" w:color="D9D9D9"/>
+            </w:tcBorders>
+            <w:shd w:fill="F4F7FB"/>
+          </w:tcPr>
+          <w:p>
+            <w:r>
+              <w:t>Además coordina pago, entrega y seguimiento.</w:t>
+            </w:r>
+          </w:p>
+        </w:tc>
+        <w:tc>
+          <w:tcPr>
+            <w:tcW w:type="dxa" w:w="1944"/>
+            <w:vAlign w:val="center"/>
+            <w:tcMar>
+              <w:top w:w="100" w:type="dxa"/>
+              <w:start w:w="120" w:type="dxa"/>
+              <w:bottom w:w="100" w:type="dxa"/>
+              <w:end w:w="120" w:type="dxa"/>
+            </w:tcMar>
+            <w:tcBorders>
+              <w:top w:val="single" w:sz="6" w:color="D9D9D9"/>
+              <w:start w:val="single" w:sz="6" w:color="D9D9D9"/>
+              <w:bottom w:val="single" w:sz="6" w:color="D9D9D9"/>
+              <w:end w:val="single" w:sz="6" w:color="D9D9D9"/>
+              <w:insideH w:val="single" w:sz="6" w:color="D9D9D9"/>
+              <w:insideV w:val="single" w:sz="6" w:color="D9D9D9"/>
+            </w:tcBorders>
+            <w:shd w:fill="F4F7FB"/>
+          </w:tcPr>
+          <w:p>
+            <w:r>
+              <w:t>15 % del margen</w:t>
+            </w:r>
+          </w:p>
+        </w:tc>
+      </w:tr>
+      <w:tr>
+        <w:trPr>
+          <w:cantSplit/>
+        </w:trPr>
+        <w:tc>
+          <w:tcPr>
+            <w:tcW w:type="dxa" w:w="2232"/>
+            <w:vAlign w:val="center"/>
+            <w:tcMar>
+              <w:top w:w="100" w:type="dxa"/>
+              <w:start w:w="120" w:type="dxa"/>
+              <w:bottom w:w="100" w:type="dxa"/>
+              <w:end w:w="120" w:type="dxa"/>
+            </w:tcMar>
+            <w:tcBorders>
+              <w:top w:val="single" w:sz="6" w:color="D9D9D9"/>
+              <w:start w:val="single" w:sz="6" w:color="D9D9D9"/>
+              <w:bottom w:val="single" w:sz="6" w:color="D9D9D9"/>
+              <w:end w:val="single" w:sz="6" w:color="D9D9D9"/>
+              <w:insideH w:val="single" w:sz="6" w:color="D9D9D9"/>
+              <w:insideV w:val="single" w:sz="6" w:color="D9D9D9"/>
+            </w:tcBorders>
+          </w:tcPr>
+          <w:p>
+            <w:r>
+              <w:t>Operación completa</w:t>
+            </w:r>
+          </w:p>
+        </w:tc>
+        <w:tc>
+          <w:tcPr>
+            <w:tcW w:type="dxa" w:w="4824"/>
+            <w:vAlign w:val="center"/>
+            <w:tcMar>
+              <w:top w:w="100" w:type="dxa"/>
+              <w:start w:w="120" w:type="dxa"/>
+              <w:bottom w:w="100" w:type="dxa"/>
+              <w:end w:w="120" w:type="dxa"/>
+            </w:tcMar>
+            <w:tcBorders>
+              <w:top w:val="single" w:sz="6" w:color="D9D9D9"/>
+              <w:start w:val="single" w:sz="6" w:color="D9D9D9"/>
+              <w:bottom w:val="single" w:sz="6" w:color="D9D9D9"/>
+              <w:end w:val="single" w:sz="6" w:color="D9D9D9"/>
+              <w:insideH w:val="single" w:sz="6" w:color="D9D9D9"/>
+              <w:insideV w:val="single" w:sz="6" w:color="D9D9D9"/>
+            </w:tcBorders>
+          </w:tcPr>
+          <w:p>
+            <w:r>
+              <w:t>También asume reclamos, conciliación y mayor carga operativa.</w:t>
+            </w:r>
+          </w:p>
+        </w:tc>
+        <w:tc>
+          <w:tcPr>
+            <w:tcW w:type="dxa" w:w="1944"/>
+            <w:vAlign w:val="center"/>
+            <w:tcMar>
+              <w:top w:w="100" w:type="dxa"/>
+              <w:start w:w="120" w:type="dxa"/>
+              <w:bottom w:w="100" w:type="dxa"/>
+              <w:end w:w="120" w:type="dxa"/>
+            </w:tcMar>
+            <w:tcBorders>
+              <w:top w:val="single" w:sz="6" w:color="D9D9D9"/>
+              <w:start w:val="single" w:sz="6" w:color="D9D9D9"/>
+              <w:bottom w:val="single" w:sz="6" w:color="D9D9D9"/>
+              <w:end w:val="single" w:sz="6" w:color="D9D9D9"/>
+              <w:insideH w:val="single" w:sz="6" w:color="D9D9D9"/>
+              <w:insideV w:val="single" w:sz="6" w:color="D9D9D9"/>
+            </w:tcBorders>
+          </w:tcPr>
+          <w:p>
+            <w:r>
+              <w:t>Hasta 20 % del margen</w:t>
+            </w:r>
+          </w:p>
+        </w:tc>
+      </w:tr>
+    </w:tbl>
+    <w:p>
+      <w:pPr>
+        <w:pStyle w:val="Heading3"/>
+      </w:pPr>
+      <w:r>
+        <w:t>Regla inicial recomendada para el piloto</w:t>
+      </w:r>
+    </w:p>
+    <w:p>
+      <w:pPr>
+        <w:pStyle w:val="BodyText"/>
+      </w:pPr>
+      <w:r>
+        <w:t>Sobre el margen comercial neto, el vendedor recibe 60 por ciento, quien incorporó el producto recibe 30 por ciento y Hogar Conectado recibe 10 por ciento. Si una misma persona incorpora y vende, reúne ambas participaciones. Esta regla debe poder configurarse por producto cuando el tipo de operación requiera otra distribución.</w:t>
+      </w:r>
+    </w:p>
+    <w:p>
+      <w:pPr>
+        <w:pStyle w:val="BodyTextlead"/>
+      </w:pPr>
+      <w:r>
+        <w:t>Ejemplo. Para un producto con valor base de $ 175.000 y margen comercial de $ 17.500, el precio contado es $ 192.500. El vendedor recibe $ 10.500, el incorporador $ 5.250 y Hogar Conectado $ 1.750. El propietario recibe además los $ 175.000 acordados como valor base.</w:t>
+      </w:r>
+    </w:p>
+    <w:p>
+      <w:pPr>
+        <w:pStyle w:val="Heading3"/>
+      </w:pPr>
+      <w:r>
+        <w:t>Responsabilidades de la operación</w:t>
+      </w:r>
+    </w:p>
+    <w:p>
+      <w:pPr>
+        <w:pStyle w:val="BodyText"/>
+      </w:pPr>
+      <w:r>
+        <w:t>El administrador no debería decidir manualmente quién gana después de una venta. Su función es validar participantes y productos, asegurar que las reglas estén definidas antes de publicar, supervisar excepciones y dejar evidencia de pago, entrega y liquidación. La plataforma calcula el reparto según la regla congelada al confirmar la operación.</w:t>
+      </w:r>
+    </w:p>
+    <w:tbl>
+      <w:tblPr>
+        <w:tblW w:type="auto" w:w="0"/>
+        <w:tblLayout w:type="fixed"/>
+        <w:tblLook w:firstColumn="1" w:firstRow="1" w:lastColumn="0" w:lastRow="0" w:noHBand="0" w:noVBand="1" w:val="04A0"/>
+      </w:tblPr>
+      <w:tblGrid>
+        <w:gridCol w:w="4876"/>
+        <w:gridCol w:w="4876"/>
+      </w:tblGrid>
+      <w:tr>
+        <w:trPr>
+          <w:tblHeader w:val="true"/>
+          <w:cantSplit/>
+        </w:trPr>
+        <w:tc>
+          <w:tcPr>
+            <w:tcW w:type="dxa" w:w="2448"/>
+            <w:vAlign w:val="center"/>
+            <w:tcMar>
+              <w:top w:w="100" w:type="dxa"/>
+              <w:start w:w="120" w:type="dxa"/>
+              <w:bottom w:w="100" w:type="dxa"/>
+              <w:end w:w="120" w:type="dxa"/>
+            </w:tcMar>
+            <w:tcBorders>
+              <w:top w:val="single" w:sz="6" w:color="D9D9D9"/>
+              <w:start w:val="single" w:sz="6" w:color="D9D9D9"/>
+              <w:bottom w:val="single" w:sz="6" w:color="D9D9D9"/>
+              <w:end w:val="single" w:sz="6" w:color="D9D9D9"/>
+              <w:insideH w:val="single" w:sz="6" w:color="D9D9D9"/>
+              <w:insideV w:val="single" w:sz="6" w:color="D9D9D9"/>
+            </w:tcBorders>
+            <w:shd w:fill="334155"/>
+          </w:tcPr>
+          <w:p>
+            <w:r>
+              <w:rPr>
+                <w:b/>
+                <w:color w:val="FFFFFF"/>
+              </w:rPr>
+              <w:t>Pregunta</w:t>
+            </w:r>
+          </w:p>
+        </w:tc>
+        <w:tc>
+          <w:tcPr>
+            <w:tcW w:type="dxa" w:w="6552"/>
+            <w:vAlign w:val="center"/>
+            <w:tcMar>
+              <w:top w:w="100" w:type="dxa"/>
+              <w:start w:w="120" w:type="dxa"/>
+              <w:bottom w:w="100" w:type="dxa"/>
+              <w:end w:w="120" w:type="dxa"/>
+            </w:tcMar>
+            <w:tcBorders>
+              <w:top w:val="single" w:sz="6" w:color="D9D9D9"/>
+              <w:start w:val="single" w:sz="6" w:color="D9D9D9"/>
+              <w:bottom w:val="single" w:sz="6" w:color="D9D9D9"/>
+              <w:end w:val="single" w:sz="6" w:color="D9D9D9"/>
+              <w:insideH w:val="single" w:sz="6" w:color="D9D9D9"/>
+              <w:insideV w:val="single" w:sz="6" w:color="D9D9D9"/>
+            </w:tcBorders>
+            <w:shd w:fill="334155"/>
+          </w:tcPr>
+          <w:p>
+            <w:r>
+              <w:rPr>
+                <w:b/>
+                <w:color w:val="FFFFFF"/>
+              </w:rPr>
+              <w:t>Regla recomendada para el piloto</w:t>
+            </w:r>
+          </w:p>
+        </w:tc>
+      </w:tr>
+      <w:tr>
+        <w:trPr>
+          <w:cantSplit/>
+        </w:trPr>
+        <w:tc>
+          <w:tcPr>
+            <w:tcW w:type="dxa" w:w="2448"/>
+            <w:vAlign w:val="center"/>
+            <w:tcMar>
+              <w:top w:w="100" w:type="dxa"/>
+              <w:start w:w="120" w:type="dxa"/>
+              <w:bottom w:w="100" w:type="dxa"/>
+              <w:end w:w="120" w:type="dxa"/>
+            </w:tcMar>
+            <w:tcBorders>
+              <w:top w:val="single" w:sz="6" w:color="D9D9D9"/>
+              <w:start w:val="single" w:sz="6" w:color="D9D9D9"/>
+              <w:bottom w:val="single" w:sz="6" w:color="D9D9D9"/>
+              <w:end w:val="single" w:sz="6" w:color="D9D9D9"/>
+              <w:insideH w:val="single" w:sz="6" w:color="D9D9D9"/>
+              <w:insideV w:val="single" w:sz="6" w:color="D9D9D9"/>
+            </w:tcBorders>
+          </w:tcPr>
+          <w:p>
+            <w:r>
+              <w:t>Quién cobra al comprador</w:t>
+            </w:r>
+          </w:p>
+        </w:tc>
+        <w:tc>
+          <w:tcPr>
+            <w:tcW w:type="dxa" w:w="6552"/>
+            <w:vAlign w:val="center"/>
+            <w:tcMar>
+              <w:top w:w="100" w:type="dxa"/>
+              <w:start w:w="120" w:type="dxa"/>
+              <w:bottom w:w="100" w:type="dxa"/>
+              <w:end w:w="120" w:type="dxa"/>
+            </w:tcMar>
+            <w:tcBorders>
+              <w:top w:val="single" w:sz="6" w:color="D9D9D9"/>
+              <w:start w:val="single" w:sz="6" w:color="D9D9D9"/>
+              <w:bottom w:val="single" w:sz="6" w:color="D9D9D9"/>
+              <w:end w:val="single" w:sz="6" w:color="D9D9D9"/>
+              <w:insideH w:val="single" w:sz="6" w:color="D9D9D9"/>
+              <w:insideV w:val="single" w:sz="6" w:color="D9D9D9"/>
+            </w:tcBorders>
+          </w:tcPr>
+          <w:p>
+            <w:r>
+              <w:t>El responsable de cobro se define por producto. Durante el piloto debería ser el propietario, proveedor o parte que factura, mediante un medio de pago identificable.</w:t>
+            </w:r>
+          </w:p>
+        </w:tc>
+      </w:tr>
+      <w:tr>
+        <w:trPr>
+          <w:cantSplit/>
+        </w:trPr>
+        <w:tc>
+          <w:tcPr>
+            <w:tcW w:type="dxa" w:w="2448"/>
+            <w:vAlign w:val="center"/>
+            <w:tcMar>
+              <w:top w:w="100" w:type="dxa"/>
+              <w:start w:w="120" w:type="dxa"/>
+              <w:bottom w:w="100" w:type="dxa"/>
+              <w:end w:w="120" w:type="dxa"/>
+            </w:tcMar>
+            <w:tcBorders>
+              <w:top w:val="single" w:sz="6" w:color="D9D9D9"/>
+              <w:start w:val="single" w:sz="6" w:color="D9D9D9"/>
+              <w:bottom w:val="single" w:sz="6" w:color="D9D9D9"/>
+              <w:end w:val="single" w:sz="6" w:color="D9D9D9"/>
+              <w:insideH w:val="single" w:sz="6" w:color="D9D9D9"/>
+              <w:insideV w:val="single" w:sz="6" w:color="D9D9D9"/>
+            </w:tcBorders>
+            <w:shd w:fill="F4F7FB"/>
+          </w:tcPr>
+          <w:p>
+            <w:r>
+              <w:t>Quién entrega</w:t>
+            </w:r>
+          </w:p>
+        </w:tc>
+        <w:tc>
+          <w:tcPr>
+            <w:tcW w:type="dxa" w:w="6552"/>
+            <w:vAlign w:val="center"/>
+            <w:tcMar>
+              <w:top w:w="100" w:type="dxa"/>
+              <w:start w:w="120" w:type="dxa"/>
+              <w:bottom w:w="100" w:type="dxa"/>
+              <w:end w:w="120" w:type="dxa"/>
+            </w:tcMar>
+            <w:tcBorders>
+              <w:top w:val="single" w:sz="6" w:color="D9D9D9"/>
+              <w:start w:val="single" w:sz="6" w:color="D9D9D9"/>
+              <w:bottom w:val="single" w:sz="6" w:color="D9D9D9"/>
+              <w:end w:val="single" w:sz="6" w:color="D9D9D9"/>
+              <w:insideH w:val="single" w:sz="6" w:color="D9D9D9"/>
+              <w:insideV w:val="single" w:sz="6" w:color="D9D9D9"/>
+            </w:tcBorders>
+            <w:shd w:fill="F4F7FB"/>
+          </w:tcPr>
+          <w:p>
+            <w:r>
+              <w:t>El responsable y el costo de entrega se acuerdan antes del pago. El envío se registra por separado y no integra el margen.</w:t>
+            </w:r>
+          </w:p>
+        </w:tc>
+      </w:tr>
+      <w:tr>
+        <w:trPr>
+          <w:cantSplit/>
+        </w:trPr>
+        <w:tc>
+          <w:tcPr>
+            <w:tcW w:type="dxa" w:w="2448"/>
+            <w:vAlign w:val="center"/>
+            <w:tcMar>
+              <w:top w:w="100" w:type="dxa"/>
+              <w:start w:w="120" w:type="dxa"/>
+              <w:bottom w:w="100" w:type="dxa"/>
+              <w:end w:w="120" w:type="dxa"/>
+            </w:tcMar>
+            <w:tcBorders>
+              <w:top w:val="single" w:sz="6" w:color="D9D9D9"/>
+              <w:start w:val="single" w:sz="6" w:color="D9D9D9"/>
+              <w:bottom w:val="single" w:sz="6" w:color="D9D9D9"/>
+              <w:end w:val="single" w:sz="6" w:color="D9D9D9"/>
+              <w:insideH w:val="single" w:sz="6" w:color="D9D9D9"/>
+              <w:insideV w:val="single" w:sz="6" w:color="D9D9D9"/>
+            </w:tcBorders>
+          </w:tcPr>
+          <w:p>
+            <w:r>
+              <w:t>Quién reparte las ganancias</w:t>
+            </w:r>
+          </w:p>
+        </w:tc>
+        <w:tc>
+          <w:tcPr>
+            <w:tcW w:type="dxa" w:w="6552"/>
+            <w:vAlign w:val="center"/>
+            <w:tcMar>
+              <w:top w:w="100" w:type="dxa"/>
+              <w:start w:w="120" w:type="dxa"/>
+              <w:bottom w:w="100" w:type="dxa"/>
+              <w:end w:w="120" w:type="dxa"/>
+            </w:tcMar>
+            <w:tcBorders>
+              <w:top w:val="single" w:sz="6" w:color="D9D9D9"/>
+              <w:start w:val="single" w:sz="6" w:color="D9D9D9"/>
+              <w:bottom w:val="single" w:sz="6" w:color="D9D9D9"/>
+              <w:end w:val="single" w:sz="6" w:color="D9D9D9"/>
+              <w:insideH w:val="single" w:sz="6" w:color="D9D9D9"/>
+              <w:insideV w:val="single" w:sz="6" w:color="D9D9D9"/>
+            </w:tcBorders>
+          </w:tcPr>
+          <w:p>
+            <w:r>
+              <w:t>La plataforma calcula la liquidación. El administrador verifica pago y entrega, registra comprobantes y habilita el pago según un plazo acordado.</w:t>
+            </w:r>
+          </w:p>
+        </w:tc>
+      </w:tr>
+      <w:tr>
+        <w:trPr>
+          <w:cantSplit/>
+        </w:trPr>
+        <w:tc>
+          <w:tcPr>
+            <w:tcW w:type="dxa" w:w="2448"/>
+            <w:vAlign w:val="center"/>
+            <w:tcMar>
+              <w:top w:w="100" w:type="dxa"/>
+              <w:start w:w="120" w:type="dxa"/>
+              <w:bottom w:w="100" w:type="dxa"/>
+              <w:end w:w="120" w:type="dxa"/>
+            </w:tcMar>
+            <w:tcBorders>
+              <w:top w:val="single" w:sz="6" w:color="D9D9D9"/>
+              <w:start w:val="single" w:sz="6" w:color="D9D9D9"/>
+              <w:bottom w:val="single" w:sz="6" w:color="D9D9D9"/>
+              <w:end w:val="single" w:sz="6" w:color="D9D9D9"/>
+              <w:insideH w:val="single" w:sz="6" w:color="D9D9D9"/>
+              <w:insideV w:val="single" w:sz="6" w:color="D9D9D9"/>
+            </w:tcBorders>
+            <w:shd w:fill="F4F7FB"/>
+          </w:tcPr>
+          <w:p>
+            <w:r>
+              <w:t>Cuándo se liquida</w:t>
+            </w:r>
+          </w:p>
+        </w:tc>
+        <w:tc>
+          <w:tcPr>
+            <w:tcW w:type="dxa" w:w="6552"/>
+            <w:vAlign w:val="center"/>
+            <w:tcMar>
+              <w:top w:w="100" w:type="dxa"/>
+              <w:start w:w="120" w:type="dxa"/>
+              <w:bottom w:w="100" w:type="dxa"/>
+              <w:end w:w="120" w:type="dxa"/>
+            </w:tcMar>
+            <w:tcBorders>
+              <w:top w:val="single" w:sz="6" w:color="D9D9D9"/>
+              <w:start w:val="single" w:sz="6" w:color="D9D9D9"/>
+              <w:bottom w:val="single" w:sz="6" w:color="D9D9D9"/>
+              <w:end w:val="single" w:sz="6" w:color="D9D9D9"/>
+              <w:insideH w:val="single" w:sz="6" w:color="D9D9D9"/>
+              <w:insideV w:val="single" w:sz="6" w:color="D9D9D9"/>
+            </w:tcBorders>
+            <w:shd w:fill="F4F7FB"/>
+          </w:tcPr>
+          <w:p>
+            <w:r>
+              <w:t>Después de acreditar el pago y registrar la entrega. Si existe devolución o reclamo, la liquidación espera su resolución.</w:t>
+            </w:r>
+          </w:p>
+        </w:tc>
+      </w:tr>
+    </w:tbl>
+    <w:p>
+      <w:pPr>
+        <w:pStyle w:val="BodyText"/>
+      </w:pPr>
+      <w:r>
+        <w:t>Hogar Conectado no debe recibir y custodiar dinero de terceros de manera informal. Antes de centralizar cobros debe validar las obligaciones contractuales, fiscales y de prevención de fraude. La evolución recomendable es integrar una pasarela que permita dividir pagos y registrar devoluciones, en lugar de depender de transferencias manuales al administrador.</w:t>
+      </w:r>
+    </w:p>
+    <w:p>
+      <w:pPr>
+        <w:pStyle w:val="Heading3"/>
+      </w:pPr>
+      <w:r>
+        <w:t>Confianza y garantías posibles</w:t>
+      </w:r>
+    </w:p>
+    <w:p>
+      <w:pPr>
+        <w:pStyle w:val="BodyText"/>
+      </w:pPr>
+      <w:r>
+        <w:t>Ninguna plataforma puede garantizar por sí sola que una persona pagará o entregará. Sí puede reducir el riesgo y aportar evidencia. Cada operación debe mostrar identidades verificadas, precio y disponibilidad vigentes, responsable de cobro, modalidad de entrega, comprobantes, historial de estados y plazos de reclamo. Los incumplimientos deben permitir suspender participantes y conservar el registro del incidente.</w:t>
+      </w:r>
+    </w:p>
+    <w:p>
+      <w:pPr>
+        <w:pStyle w:val="BodyText"/>
+      </w:pPr>
+      <w:r>
+        <w:t>• El stock propio se reserva por un plazo visible cuando el comprador inicia el pago.</w:t>
+      </w:r>
+    </w:p>
+    <w:p>
+      <w:pPr>
+        <w:pStyle w:val="BodyText"/>
+      </w:pPr>
+      <w:r>
+        <w:t>• Un producto por catálogo no se ofrece como compra inmediata hasta confirmar su disponibilidad.</w:t>
+      </w:r>
+    </w:p>
+    <w:p>
+      <w:pPr>
+        <w:pStyle w:val="BodyText"/>
+      </w:pPr>
+      <w:r>
+        <w:t>• El comprador recibe un resumen de precio, entrega, responsable y política de cambios antes de pagar.</w:t>
+      </w:r>
+    </w:p>
+    <w:p>
+      <w:pPr>
+        <w:pStyle w:val="BodyText"/>
+      </w:pPr>
+      <w:r>
+        <w:t>• El pago acreditado, la entrega y la liquidación son estados distintos y no pueden confirmarse con una sola acción.</w:t>
+      </w:r>
+    </w:p>
+    <w:p>
+      <w:pPr>
+        <w:pStyle w:val="BodyText"/>
+      </w:pPr>
+      <w:r>
+        <w:t>• Los comprobantes y cambios de estado conservan fecha y usuario responsable.</w:t>
+      </w:r>
+    </w:p>
+    <w:p>
+      <w:pPr>
+        <w:pStyle w:val="Heading3"/>
+      </w:pPr>
+      <w:r>
+        <w:t>Vidriera propia y atribución del vendedor</w:t>
+      </w:r>
+    </w:p>
+    <w:p>
+      <w:pPr>
+        <w:pStyle w:val="BodyText"/>
+      </w:pPr>
+      <w:r>
+        <w:t>Cada vendedor debería contar con una vidriera identificable mediante un enlace y un código personal. Puede mostrar todo el catálogo autorizado o una selección propia, pero no necesita duplicar productos ni administrar otro inventario. La diferencia está en la atribución comercial, no en crear catálogos aislados.</w:t>
+      </w:r>
+    </w:p>
+    <w:p>
+      <w:pPr>
+        <w:pStyle w:val="BodyText"/>
+      </w:pPr>
+      <w:r>
+        <w:t>La atribución queda protegida cuando el comprador inicia una consulta, genera una cotización o comienza una compra desde el enlace del vendedor. Desde ese momento se conserva durante 30 días para ese comprador y esos productos. Si otra persona termina la atención o el administrador resuelve la entrega, el vendedor de origen mantiene su comisión. Un simple clic puede guardarse de forma provisional durante siete días, pero no debería bloquear indefinidamente a un comprador sin una acción comercial verificable.</w:t>
+      </w:r>
+    </w:p>
+    <w:p>
+      <w:pPr>
+        <w:pStyle w:val="BodyText"/>
+      </w:pPr>
+      <w:r>
+        <w:t>El panel del vendedor debe mostrar visitas atribuidas, consultas, cotizaciones, ventas, comisiones pendientes y comisiones liquidadas. El administrador debe poder auditar el enlace de origen y resolver conflictos con un historial que no pueda editarse retroactivamente.</w:t>
+      </w:r>
+    </w:p>
+    <w:p>
+      <w:pPr>
+        <w:pStyle w:val="Heading3"/>
+      </w:pPr>
+      <w:r>
+        <w:t>Recorrido de compra inmediata</w:t>
+      </w:r>
+    </w:p>
+    <w:p>
+      <w:pPr>
+        <w:pStyle w:val="BodyText"/>
+      </w:pPr>
+      <w:r>
+        <w:t>El comprador debe poder decidir sin esperar una conversación cuando el producto tiene precio final, stock confirmado y condiciones de entrega definidas. La opción Comprar ahora debe convivir con Consultar para los productos que requieren asesoramiento o confirmación.</w:t>
+      </w:r>
+    </w:p>
+    <w:tbl>
+      <w:tblPr>
+        <w:tblW w:type="auto" w:w="0"/>
+        <w:tblLayout w:type="fixed"/>
+        <w:tblLook w:firstColumn="1" w:firstRow="1" w:lastColumn="0" w:lastRow="0" w:noHBand="0" w:noVBand="1" w:val="04A0"/>
+      </w:tblPr>
+      <w:tblGrid>
+        <w:gridCol w:w="3251"/>
+        <w:gridCol w:w="3251"/>
+        <w:gridCol w:w="3251"/>
+      </w:tblGrid>
+      <w:tr>
+        <w:trPr>
+          <w:tblHeader w:val="true"/>
+          <w:cantSplit/>
+        </w:trPr>
+        <w:tc>
+          <w:tcPr>
+            <w:tcW w:type="dxa" w:w="792"/>
+            <w:vAlign w:val="center"/>
+            <w:tcMar>
+              <w:top w:w="100" w:type="dxa"/>
+              <w:start w:w="120" w:type="dxa"/>
+              <w:bottom w:w="100" w:type="dxa"/>
+              <w:end w:w="120" w:type="dxa"/>
+            </w:tcMar>
+            <w:tcBorders>
+              <w:top w:val="single" w:sz="6" w:color="D9D9D9"/>
+              <w:start w:val="single" w:sz="6" w:color="D9D9D9"/>
+              <w:bottom w:val="single" w:sz="6" w:color="D9D9D9"/>
+              <w:end w:val="single" w:sz="6" w:color="D9D9D9"/>
+              <w:insideH w:val="single" w:sz="6" w:color="D9D9D9"/>
+              <w:insideV w:val="single" w:sz="6" w:color="D9D9D9"/>
+            </w:tcBorders>
+            <w:shd w:fill="334155"/>
+          </w:tcPr>
+          <w:p>
+            <w:r>
+              <w:rPr>
+                <w:b/>
+                <w:color w:val="FFFFFF"/>
+              </w:rPr>
+              <w:t>Paso</w:t>
+            </w:r>
+          </w:p>
+        </w:tc>
+        <w:tc>
+          <w:tcPr>
+            <w:tcW w:type="dxa" w:w="3960"/>
+            <w:vAlign w:val="center"/>
+            <w:tcMar>
+              <w:top w:w="100" w:type="dxa"/>
+              <w:start w:w="120" w:type="dxa"/>
+              <w:bottom w:w="100" w:type="dxa"/>
+              <w:end w:w="120" w:type="dxa"/>
+            </w:tcMar>
+            <w:tcBorders>
+              <w:top w:val="single" w:sz="6" w:color="D9D9D9"/>
+              <w:start w:val="single" w:sz="6" w:color="D9D9D9"/>
+              <w:bottom w:val="single" w:sz="6" w:color="D9D9D9"/>
+              <w:end w:val="single" w:sz="6" w:color="D9D9D9"/>
+              <w:insideH w:val="single" w:sz="6" w:color="D9D9D9"/>
+              <w:insideV w:val="single" w:sz="6" w:color="D9D9D9"/>
+            </w:tcBorders>
+            <w:shd w:fill="334155"/>
+          </w:tcPr>
+          <w:p>
+            <w:r>
+              <w:rPr>
+                <w:b/>
+                <w:color w:val="FFFFFF"/>
+              </w:rPr>
+              <w:t>Experiencia del comprador</w:t>
+            </w:r>
+          </w:p>
+        </w:tc>
+        <w:tc>
+          <w:tcPr>
+            <w:tcW w:type="dxa" w:w="4248"/>
+            <w:vAlign w:val="center"/>
+            <w:tcMar>
+              <w:top w:w="100" w:type="dxa"/>
+              <w:start w:w="120" w:type="dxa"/>
+              <w:bottom w:w="100" w:type="dxa"/>
+              <w:end w:w="120" w:type="dxa"/>
+            </w:tcMar>
+            <w:tcBorders>
+              <w:top w:val="single" w:sz="6" w:color="D9D9D9"/>
+              <w:start w:val="single" w:sz="6" w:color="D9D9D9"/>
+              <w:bottom w:val="single" w:sz="6" w:color="D9D9D9"/>
+              <w:end w:val="single" w:sz="6" w:color="D9D9D9"/>
+              <w:insideH w:val="single" w:sz="6" w:color="D9D9D9"/>
+              <w:insideV w:val="single" w:sz="6" w:color="D9D9D9"/>
+            </w:tcBorders>
+            <w:shd w:fill="334155"/>
+          </w:tcPr>
+          <w:p>
+            <w:r>
+              <w:rPr>
+                <w:b/>
+                <w:color w:val="FFFFFF"/>
+              </w:rPr>
+              <w:t>Control de la plataforma</w:t>
+            </w:r>
+          </w:p>
+        </w:tc>
+      </w:tr>
+      <w:tr>
+        <w:trPr>
+          <w:cantSplit/>
+        </w:trPr>
+        <w:tc>
+          <w:tcPr>
+            <w:tcW w:type="dxa" w:w="792"/>
+            <w:vAlign w:val="center"/>
+            <w:tcMar>
+              <w:top w:w="100" w:type="dxa"/>
+              <w:start w:w="120" w:type="dxa"/>
+              <w:bottom w:w="100" w:type="dxa"/>
+              <w:end w:w="120" w:type="dxa"/>
+            </w:tcMar>
+            <w:tcBorders>
+              <w:top w:val="single" w:sz="6" w:color="D9D9D9"/>
+              <w:start w:val="single" w:sz="6" w:color="D9D9D9"/>
+              <w:bottom w:val="single" w:sz="6" w:color="D9D9D9"/>
+              <w:end w:val="single" w:sz="6" w:color="D9D9D9"/>
+              <w:insideH w:val="single" w:sz="6" w:color="D9D9D9"/>
+              <w:insideV w:val="single" w:sz="6" w:color="D9D9D9"/>
+            </w:tcBorders>
+          </w:tcPr>
+          <w:p>
+            <w:r>
+              <w:t>1</w:t>
+            </w:r>
+          </w:p>
+        </w:tc>
+        <w:tc>
+          <w:tcPr>
+            <w:tcW w:type="dxa" w:w="3960"/>
+            <w:vAlign w:val="center"/>
+            <w:tcMar>
+              <w:top w:w="100" w:type="dxa"/>
+              <w:start w:w="120" w:type="dxa"/>
+              <w:bottom w:w="100" w:type="dxa"/>
+              <w:end w:w="120" w:type="dxa"/>
+            </w:tcMar>
+            <w:tcBorders>
+              <w:top w:val="single" w:sz="6" w:color="D9D9D9"/>
+              <w:start w:val="single" w:sz="6" w:color="D9D9D9"/>
+              <w:bottom w:val="single" w:sz="6" w:color="D9D9D9"/>
+              <w:end w:val="single" w:sz="6" w:color="D9D9D9"/>
+              <w:insideH w:val="single" w:sz="6" w:color="D9D9D9"/>
+              <w:insideV w:val="single" w:sz="6" w:color="D9D9D9"/>
+            </w:tcBorders>
+          </w:tcPr>
+          <w:p>
+            <w:r>
+              <w:t>Ve precio, disponibilidad y entrega estimada.</w:t>
+            </w:r>
+          </w:p>
+        </w:tc>
+        <w:tc>
+          <w:tcPr>
+            <w:tcW w:type="dxa" w:w="4248"/>
+            <w:vAlign w:val="center"/>
+            <w:tcMar>
+              <w:top w:w="100" w:type="dxa"/>
+              <w:start w:w="120" w:type="dxa"/>
+              <w:bottom w:w="100" w:type="dxa"/>
+              <w:end w:w="120" w:type="dxa"/>
+            </w:tcMar>
+            <w:tcBorders>
+              <w:top w:val="single" w:sz="6" w:color="D9D9D9"/>
+              <w:start w:val="single" w:sz="6" w:color="D9D9D9"/>
+              <w:bottom w:val="single" w:sz="6" w:color="D9D9D9"/>
+              <w:end w:val="single" w:sz="6" w:color="D9D9D9"/>
+              <w:insideH w:val="single" w:sz="6" w:color="D9D9D9"/>
+              <w:insideV w:val="single" w:sz="6" w:color="D9D9D9"/>
+            </w:tcBorders>
+          </w:tcPr>
+          <w:p>
+            <w:r>
+              <w:t>Muestra datos vigentes y vendedor atribuido.</w:t>
+            </w:r>
+          </w:p>
+        </w:tc>
+      </w:tr>
+      <w:tr>
+        <w:trPr>
+          <w:cantSplit/>
+        </w:trPr>
+        <w:tc>
+          <w:tcPr>
+            <w:tcW w:type="dxa" w:w="792"/>
+            <w:vAlign w:val="center"/>
+            <w:tcMar>
+              <w:top w:w="100" w:type="dxa"/>
+              <w:start w:w="120" w:type="dxa"/>
+              <w:bottom w:w="100" w:type="dxa"/>
+              <w:end w:w="120" w:type="dxa"/>
+            </w:tcMar>
+            <w:tcBorders>
+              <w:top w:val="single" w:sz="6" w:color="D9D9D9"/>
+              <w:start w:val="single" w:sz="6" w:color="D9D9D9"/>
+              <w:bottom w:val="single" w:sz="6" w:color="D9D9D9"/>
+              <w:end w:val="single" w:sz="6" w:color="D9D9D9"/>
+              <w:insideH w:val="single" w:sz="6" w:color="D9D9D9"/>
+              <w:insideV w:val="single" w:sz="6" w:color="D9D9D9"/>
+            </w:tcBorders>
+            <w:shd w:fill="F4F7FB"/>
+          </w:tcPr>
+          <w:p>
+            <w:r>
+              <w:t>2</w:t>
+            </w:r>
+          </w:p>
+        </w:tc>
+        <w:tc>
+          <w:tcPr>
+            <w:tcW w:type="dxa" w:w="3960"/>
+            <w:vAlign w:val="center"/>
+            <w:tcMar>
+              <w:top w:w="100" w:type="dxa"/>
+              <w:start w:w="120" w:type="dxa"/>
+              <w:bottom w:w="100" w:type="dxa"/>
+              <w:end w:w="120" w:type="dxa"/>
+            </w:tcMar>
+            <w:tcBorders>
+              <w:top w:val="single" w:sz="6" w:color="D9D9D9"/>
+              <w:start w:val="single" w:sz="6" w:color="D9D9D9"/>
+              <w:bottom w:val="single" w:sz="6" w:color="D9D9D9"/>
+              <w:end w:val="single" w:sz="6" w:color="D9D9D9"/>
+              <w:insideH w:val="single" w:sz="6" w:color="D9D9D9"/>
+              <w:insideV w:val="single" w:sz="6" w:color="D9D9D9"/>
+            </w:tcBorders>
+            <w:shd w:fill="F4F7FB"/>
+          </w:tcPr>
+          <w:p>
+            <w:r>
+              <w:t>Presiona Comprar ahora y completa contacto y entrega.</w:t>
+            </w:r>
+          </w:p>
+        </w:tc>
+        <w:tc>
+          <w:tcPr>
+            <w:tcW w:type="dxa" w:w="4248"/>
+            <w:vAlign w:val="center"/>
+            <w:tcMar>
+              <w:top w:w="100" w:type="dxa"/>
+              <w:start w:w="120" w:type="dxa"/>
+              <w:bottom w:w="100" w:type="dxa"/>
+              <w:end w:w="120" w:type="dxa"/>
+            </w:tcMar>
+            <w:tcBorders>
+              <w:top w:val="single" w:sz="6" w:color="D9D9D9"/>
+              <w:start w:val="single" w:sz="6" w:color="D9D9D9"/>
+              <w:bottom w:val="single" w:sz="6" w:color="D9D9D9"/>
+              <w:end w:val="single" w:sz="6" w:color="D9D9D9"/>
+              <w:insideH w:val="single" w:sz="6" w:color="D9D9D9"/>
+              <w:insideV w:val="single" w:sz="6" w:color="D9D9D9"/>
+            </w:tcBorders>
+            <w:shd w:fill="F4F7FB"/>
+          </w:tcPr>
+          <w:p>
+            <w:r>
+              <w:t>Valida identidad y datos mínimos.</w:t>
+            </w:r>
+          </w:p>
+        </w:tc>
+      </w:tr>
+      <w:tr>
+        <w:trPr>
+          <w:cantSplit/>
+        </w:trPr>
+        <w:tc>
+          <w:tcPr>
+            <w:tcW w:type="dxa" w:w="792"/>
+            <w:vAlign w:val="center"/>
+            <w:tcMar>
+              <w:top w:w="100" w:type="dxa"/>
+              <w:start w:w="120" w:type="dxa"/>
+              <w:bottom w:w="100" w:type="dxa"/>
+              <w:end w:w="120" w:type="dxa"/>
+            </w:tcMar>
+            <w:tcBorders>
+              <w:top w:val="single" w:sz="6" w:color="D9D9D9"/>
+              <w:start w:val="single" w:sz="6" w:color="D9D9D9"/>
+              <w:bottom w:val="single" w:sz="6" w:color="D9D9D9"/>
+              <w:end w:val="single" w:sz="6" w:color="D9D9D9"/>
+              <w:insideH w:val="single" w:sz="6" w:color="D9D9D9"/>
+              <w:insideV w:val="single" w:sz="6" w:color="D9D9D9"/>
+            </w:tcBorders>
+          </w:tcPr>
+          <w:p>
+            <w:r>
+              <w:t>3</w:t>
+            </w:r>
+          </w:p>
+        </w:tc>
+        <w:tc>
+          <w:tcPr>
+            <w:tcW w:type="dxa" w:w="3960"/>
+            <w:vAlign w:val="center"/>
+            <w:tcMar>
+              <w:top w:w="100" w:type="dxa"/>
+              <w:start w:w="120" w:type="dxa"/>
+              <w:bottom w:w="100" w:type="dxa"/>
+              <w:end w:w="120" w:type="dxa"/>
+            </w:tcMar>
+            <w:tcBorders>
+              <w:top w:val="single" w:sz="6" w:color="D9D9D9"/>
+              <w:start w:val="single" w:sz="6" w:color="D9D9D9"/>
+              <w:bottom w:val="single" w:sz="6" w:color="D9D9D9"/>
+              <w:end w:val="single" w:sz="6" w:color="D9D9D9"/>
+              <w:insideH w:val="single" w:sz="6" w:color="D9D9D9"/>
+              <w:insideV w:val="single" w:sz="6" w:color="D9D9D9"/>
+            </w:tcBorders>
+          </w:tcPr>
+          <w:p>
+            <w:r>
+              <w:t>Confirma el resumen final.</w:t>
+            </w:r>
+          </w:p>
+        </w:tc>
+        <w:tc>
+          <w:tcPr>
+            <w:tcW w:type="dxa" w:w="4248"/>
+            <w:vAlign w:val="center"/>
+            <w:tcMar>
+              <w:top w:w="100" w:type="dxa"/>
+              <w:start w:w="120" w:type="dxa"/>
+              <w:bottom w:w="100" w:type="dxa"/>
+              <w:end w:w="120" w:type="dxa"/>
+            </w:tcMar>
+            <w:tcBorders>
+              <w:top w:val="single" w:sz="6" w:color="D9D9D9"/>
+              <w:start w:val="single" w:sz="6" w:color="D9D9D9"/>
+              <w:bottom w:val="single" w:sz="6" w:color="D9D9D9"/>
+              <w:end w:val="single" w:sz="6" w:color="D9D9D9"/>
+              <w:insideH w:val="single" w:sz="6" w:color="D9D9D9"/>
+              <w:insideV w:val="single" w:sz="6" w:color="D9D9D9"/>
+            </w:tcBorders>
+          </w:tcPr>
+          <w:p>
+            <w:r>
+              <w:t>Reserva stock durante 24 horas y congela precio y reparto.</w:t>
+            </w:r>
+          </w:p>
+        </w:tc>
+      </w:tr>
+      <w:tr>
+        <w:trPr>
+          <w:cantSplit/>
+        </w:trPr>
+        <w:tc>
+          <w:tcPr>
+            <w:tcW w:type="dxa" w:w="792"/>
+            <w:vAlign w:val="center"/>
+            <w:tcMar>
+              <w:top w:w="100" w:type="dxa"/>
+              <w:start w:w="120" w:type="dxa"/>
+              <w:bottom w:w="100" w:type="dxa"/>
+              <w:end w:w="120" w:type="dxa"/>
+            </w:tcMar>
+            <w:tcBorders>
+              <w:top w:val="single" w:sz="6" w:color="D9D9D9"/>
+              <w:start w:val="single" w:sz="6" w:color="D9D9D9"/>
+              <w:bottom w:val="single" w:sz="6" w:color="D9D9D9"/>
+              <w:end w:val="single" w:sz="6" w:color="D9D9D9"/>
+              <w:insideH w:val="single" w:sz="6" w:color="D9D9D9"/>
+              <w:insideV w:val="single" w:sz="6" w:color="D9D9D9"/>
+            </w:tcBorders>
+            <w:shd w:fill="F4F7FB"/>
+          </w:tcPr>
+          <w:p>
+            <w:r>
+              <w:t>4</w:t>
+            </w:r>
+          </w:p>
+        </w:tc>
+        <w:tc>
+          <w:tcPr>
+            <w:tcW w:type="dxa" w:w="3960"/>
+            <w:vAlign w:val="center"/>
+            <w:tcMar>
+              <w:top w:w="100" w:type="dxa"/>
+              <w:start w:w="120" w:type="dxa"/>
+              <w:bottom w:w="100" w:type="dxa"/>
+              <w:end w:w="120" w:type="dxa"/>
+            </w:tcMar>
+            <w:tcBorders>
+              <w:top w:val="single" w:sz="6" w:color="D9D9D9"/>
+              <w:start w:val="single" w:sz="6" w:color="D9D9D9"/>
+              <w:bottom w:val="single" w:sz="6" w:color="D9D9D9"/>
+              <w:end w:val="single" w:sz="6" w:color="D9D9D9"/>
+              <w:insideH w:val="single" w:sz="6" w:color="D9D9D9"/>
+              <w:insideV w:val="single" w:sz="6" w:color="D9D9D9"/>
+            </w:tcBorders>
+            <w:shd w:fill="F4F7FB"/>
+          </w:tcPr>
+          <w:p>
+            <w:r>
+              <w:t>Paga mediante un enlace seguro.</w:t>
+            </w:r>
+          </w:p>
+        </w:tc>
+        <w:tc>
+          <w:tcPr>
+            <w:tcW w:type="dxa" w:w="4248"/>
+            <w:vAlign w:val="center"/>
+            <w:tcMar>
+              <w:top w:w="100" w:type="dxa"/>
+              <w:start w:w="120" w:type="dxa"/>
+              <w:bottom w:w="100" w:type="dxa"/>
+              <w:end w:w="120" w:type="dxa"/>
+            </w:tcMar>
+            <w:tcBorders>
+              <w:top w:val="single" w:sz="6" w:color="D9D9D9"/>
+              <w:start w:val="single" w:sz="6" w:color="D9D9D9"/>
+              <w:bottom w:val="single" w:sz="6" w:color="D9D9D9"/>
+              <w:end w:val="single" w:sz="6" w:color="D9D9D9"/>
+              <w:insideH w:val="single" w:sz="6" w:color="D9D9D9"/>
+              <w:insideV w:val="single" w:sz="6" w:color="D9D9D9"/>
+            </w:tcBorders>
+            <w:shd w:fill="F4F7FB"/>
+          </w:tcPr>
+          <w:p>
+            <w:r>
+              <w:t>Recibe confirmación automática de la pasarela.</w:t>
+            </w:r>
+          </w:p>
+        </w:tc>
+      </w:tr>
+      <w:tr>
+        <w:trPr>
+          <w:cantSplit/>
+        </w:trPr>
+        <w:tc>
+          <w:tcPr>
+            <w:tcW w:type="dxa" w:w="792"/>
+            <w:vAlign w:val="center"/>
+            <w:tcMar>
+              <w:top w:w="100" w:type="dxa"/>
+              <w:start w:w="120" w:type="dxa"/>
+              <w:bottom w:w="100" w:type="dxa"/>
+              <w:end w:w="120" w:type="dxa"/>
+            </w:tcMar>
+            <w:tcBorders>
+              <w:top w:val="single" w:sz="6" w:color="D9D9D9"/>
+              <w:start w:val="single" w:sz="6" w:color="D9D9D9"/>
+              <w:bottom w:val="single" w:sz="6" w:color="D9D9D9"/>
+              <w:end w:val="single" w:sz="6" w:color="D9D9D9"/>
+              <w:insideH w:val="single" w:sz="6" w:color="D9D9D9"/>
+              <w:insideV w:val="single" w:sz="6" w:color="D9D9D9"/>
+            </w:tcBorders>
+          </w:tcPr>
+          <w:p>
+            <w:r>
+              <w:t>5</w:t>
+            </w:r>
+          </w:p>
+        </w:tc>
+        <w:tc>
+          <w:tcPr>
+            <w:tcW w:type="dxa" w:w="3960"/>
+            <w:vAlign w:val="center"/>
+            <w:tcMar>
+              <w:top w:w="100" w:type="dxa"/>
+              <w:start w:w="120" w:type="dxa"/>
+              <w:bottom w:w="100" w:type="dxa"/>
+              <w:end w:w="120" w:type="dxa"/>
+            </w:tcMar>
+            <w:tcBorders>
+              <w:top w:val="single" w:sz="6" w:color="D9D9D9"/>
+              <w:start w:val="single" w:sz="6" w:color="D9D9D9"/>
+              <w:bottom w:val="single" w:sz="6" w:color="D9D9D9"/>
+              <w:end w:val="single" w:sz="6" w:color="D9D9D9"/>
+              <w:insideH w:val="single" w:sz="6" w:color="D9D9D9"/>
+              <w:insideV w:val="single" w:sz="6" w:color="D9D9D9"/>
+            </w:tcBorders>
+          </w:tcPr>
+          <w:p>
+            <w:r>
+              <w:t>Sigue preparación y entrega.</w:t>
+            </w:r>
+          </w:p>
+        </w:tc>
+        <w:tc>
+          <w:tcPr>
+            <w:tcW w:type="dxa" w:w="4248"/>
+            <w:vAlign w:val="center"/>
+            <w:tcMar>
+              <w:top w:w="100" w:type="dxa"/>
+              <w:start w:w="120" w:type="dxa"/>
+              <w:bottom w:w="100" w:type="dxa"/>
+              <w:end w:w="120" w:type="dxa"/>
+            </w:tcMar>
+            <w:tcBorders>
+              <w:top w:val="single" w:sz="6" w:color="D9D9D9"/>
+              <w:start w:val="single" w:sz="6" w:color="D9D9D9"/>
+              <w:bottom w:val="single" w:sz="6" w:color="D9D9D9"/>
+              <w:end w:val="single" w:sz="6" w:color="D9D9D9"/>
+              <w:insideH w:val="single" w:sz="6" w:color="D9D9D9"/>
+              <w:insideV w:val="single" w:sz="6" w:color="D9D9D9"/>
+            </w:tcBorders>
+          </w:tcPr>
+          <w:p>
+            <w:r>
+              <w:t>Registra responsables, comprobantes y cambios de estado.</w:t>
+            </w:r>
+          </w:p>
+        </w:tc>
+      </w:tr>
+      <w:tr>
+        <w:trPr>
+          <w:cantSplit/>
+        </w:trPr>
+        <w:tc>
+          <w:tcPr>
+            <w:tcW w:type="dxa" w:w="792"/>
+            <w:vAlign w:val="center"/>
+            <w:tcMar>
+              <w:top w:w="100" w:type="dxa"/>
+              <w:start w:w="120" w:type="dxa"/>
+              <w:bottom w:w="100" w:type="dxa"/>
+              <w:end w:w="120" w:type="dxa"/>
+            </w:tcMar>
+            <w:tcBorders>
+              <w:top w:val="single" w:sz="6" w:color="D9D9D9"/>
+              <w:start w:val="single" w:sz="6" w:color="D9D9D9"/>
+              <w:bottom w:val="single" w:sz="6" w:color="D9D9D9"/>
+              <w:end w:val="single" w:sz="6" w:color="D9D9D9"/>
+              <w:insideH w:val="single" w:sz="6" w:color="D9D9D9"/>
+              <w:insideV w:val="single" w:sz="6" w:color="D9D9D9"/>
+            </w:tcBorders>
+            <w:shd w:fill="F4F7FB"/>
+          </w:tcPr>
+          <w:p>
+            <w:r>
+              <w:t>6</w:t>
+            </w:r>
+          </w:p>
+        </w:tc>
+        <w:tc>
+          <w:tcPr>
+            <w:tcW w:type="dxa" w:w="3960"/>
+            <w:vAlign w:val="center"/>
+            <w:tcMar>
+              <w:top w:w="100" w:type="dxa"/>
+              <w:start w:w="120" w:type="dxa"/>
+              <w:bottom w:w="100" w:type="dxa"/>
+              <w:end w:w="120" w:type="dxa"/>
+            </w:tcMar>
+            <w:tcBorders>
+              <w:top w:val="single" w:sz="6" w:color="D9D9D9"/>
+              <w:start w:val="single" w:sz="6" w:color="D9D9D9"/>
+              <w:bottom w:val="single" w:sz="6" w:color="D9D9D9"/>
+              <w:end w:val="single" w:sz="6" w:color="D9D9D9"/>
+              <w:insideH w:val="single" w:sz="6" w:color="D9D9D9"/>
+              <w:insideV w:val="single" w:sz="6" w:color="D9D9D9"/>
+            </w:tcBorders>
+            <w:shd w:fill="F4F7FB"/>
+          </w:tcPr>
+          <w:p>
+            <w:r>
+              <w:t>Confirma recepción o informa un problema.</w:t>
+            </w:r>
+          </w:p>
+        </w:tc>
+        <w:tc>
+          <w:tcPr>
+            <w:tcW w:type="dxa" w:w="4248"/>
+            <w:vAlign w:val="center"/>
+            <w:tcMar>
+              <w:top w:w="100" w:type="dxa"/>
+              <w:start w:w="120" w:type="dxa"/>
+              <w:bottom w:w="100" w:type="dxa"/>
+              <w:end w:w="120" w:type="dxa"/>
+            </w:tcMar>
+            <w:tcBorders>
+              <w:top w:val="single" w:sz="6" w:color="D9D9D9"/>
+              <w:start w:val="single" w:sz="6" w:color="D9D9D9"/>
+              <w:bottom w:val="single" w:sz="6" w:color="D9D9D9"/>
+              <w:end w:val="single" w:sz="6" w:color="D9D9D9"/>
+              <w:insideH w:val="single" w:sz="6" w:color="D9D9D9"/>
+              <w:insideV w:val="single" w:sz="6" w:color="D9D9D9"/>
+            </w:tcBorders>
+            <w:shd w:fill="F4F7FB"/>
+          </w:tcPr>
+          <w:p>
+            <w:r>
+              <w:t>Habilita la liquidación o abre un reclamo.</w:t>
+            </w:r>
+          </w:p>
+        </w:tc>
+      </w:tr>
+    </w:tbl>
+    <w:p>
+      <w:pPr>
+        <w:pStyle w:val="Heading3"/>
+      </w:pPr>
+      <w:r>
+        <w:t>Evolución priorizada de la plataforma</w:t>
+      </w:r>
+    </w:p>
+    <w:tbl>
+      <w:tblPr>
+        <w:tblW w:type="auto" w:w="0"/>
+        <w:tblLayout w:type="fixed"/>
+        <w:tblLook w:firstColumn="1" w:firstRow="1" w:lastColumn="0" w:lastRow="0" w:noHBand="0" w:noVBand="1" w:val="04A0"/>
+      </w:tblPr>
+      <w:tblGrid>
+        <w:gridCol w:w="3251"/>
+        <w:gridCol w:w="3251"/>
+        <w:gridCol w:w="3251"/>
+      </w:tblGrid>
+      <w:tr>
+        <w:trPr>
+          <w:tblHeader w:val="true"/>
+          <w:cantSplit/>
+        </w:trPr>
+        <w:tc>
+          <w:tcPr>
+            <w:tcW w:type="dxa" w:w="1800"/>
+            <w:vAlign w:val="center"/>
+            <w:tcMar>
+              <w:top w:w="100" w:type="dxa"/>
+              <w:start w:w="120" w:type="dxa"/>
+              <w:bottom w:w="100" w:type="dxa"/>
+              <w:end w:w="120" w:type="dxa"/>
+            </w:tcMar>
+            <w:tcBorders>
+              <w:top w:val="single" w:sz="6" w:color="D9D9D9"/>
+              <w:start w:val="single" w:sz="6" w:color="D9D9D9"/>
+              <w:bottom w:val="single" w:sz="6" w:color="D9D9D9"/>
+              <w:end w:val="single" w:sz="6" w:color="D9D9D9"/>
+              <w:insideH w:val="single" w:sz="6" w:color="D9D9D9"/>
+              <w:insideV w:val="single" w:sz="6" w:color="D9D9D9"/>
+            </w:tcBorders>
+            <w:shd w:fill="334155"/>
+          </w:tcPr>
+          <w:p>
+            <w:r>
+              <w:rPr>
+                <w:b/>
+                <w:color w:val="FFFFFF"/>
+              </w:rPr>
+              <w:t>Etapa</w:t>
+            </w:r>
+          </w:p>
+        </w:tc>
+        <w:tc>
+          <w:tcPr>
+            <w:tcW w:type="dxa" w:w="4680"/>
+            <w:vAlign w:val="center"/>
+            <w:tcMar>
+              <w:top w:w="100" w:type="dxa"/>
+              <w:start w:w="120" w:type="dxa"/>
+              <w:bottom w:w="100" w:type="dxa"/>
+              <w:end w:w="120" w:type="dxa"/>
+            </w:tcMar>
+            <w:tcBorders>
+              <w:top w:val="single" w:sz="6" w:color="D9D9D9"/>
+              <w:start w:val="single" w:sz="6" w:color="D9D9D9"/>
+              <w:bottom w:val="single" w:sz="6" w:color="D9D9D9"/>
+              <w:end w:val="single" w:sz="6" w:color="D9D9D9"/>
+              <w:insideH w:val="single" w:sz="6" w:color="D9D9D9"/>
+              <w:insideV w:val="single" w:sz="6" w:color="D9D9D9"/>
+            </w:tcBorders>
+            <w:shd w:fill="334155"/>
+          </w:tcPr>
+          <w:p>
+            <w:r>
+              <w:rPr>
+                <w:b/>
+                <w:color w:val="FFFFFF"/>
+              </w:rPr>
+              <w:t>Capacidades</w:t>
+            </w:r>
+          </w:p>
+        </w:tc>
+        <w:tc>
+          <w:tcPr>
+            <w:tcW w:type="dxa" w:w="2520"/>
+            <w:vAlign w:val="center"/>
+            <w:tcMar>
+              <w:top w:w="100" w:type="dxa"/>
+              <w:start w:w="120" w:type="dxa"/>
+              <w:bottom w:w="100" w:type="dxa"/>
+              <w:end w:w="120" w:type="dxa"/>
+            </w:tcMar>
+            <w:tcBorders>
+              <w:top w:val="single" w:sz="6" w:color="D9D9D9"/>
+              <w:start w:val="single" w:sz="6" w:color="D9D9D9"/>
+              <w:bottom w:val="single" w:sz="6" w:color="D9D9D9"/>
+              <w:end w:val="single" w:sz="6" w:color="D9D9D9"/>
+              <w:insideH w:val="single" w:sz="6" w:color="D9D9D9"/>
+              <w:insideV w:val="single" w:sz="6" w:color="D9D9D9"/>
+            </w:tcBorders>
+            <w:shd w:fill="334155"/>
+          </w:tcPr>
+          <w:p>
+            <w:r>
+              <w:rPr>
+                <w:b/>
+                <w:color w:val="FFFFFF"/>
+              </w:rPr>
+              <w:t>Resultado esperado</w:t>
+            </w:r>
+          </w:p>
+        </w:tc>
+      </w:tr>
+      <w:tr>
+        <w:trPr>
+          <w:cantSplit/>
+        </w:trPr>
+        <w:tc>
+          <w:tcPr>
+            <w:tcW w:type="dxa" w:w="1800"/>
+            <w:vAlign w:val="center"/>
+            <w:tcMar>
+              <w:top w:w="100" w:type="dxa"/>
+              <w:start w:w="120" w:type="dxa"/>
+              <w:bottom w:w="100" w:type="dxa"/>
+              <w:end w:w="120" w:type="dxa"/>
+            </w:tcMar>
+            <w:tcBorders>
+              <w:top w:val="single" w:sz="6" w:color="D9D9D9"/>
+              <w:start w:val="single" w:sz="6" w:color="D9D9D9"/>
+              <w:bottom w:val="single" w:sz="6" w:color="D9D9D9"/>
+              <w:end w:val="single" w:sz="6" w:color="D9D9D9"/>
+              <w:insideH w:val="single" w:sz="6" w:color="D9D9D9"/>
+              <w:insideV w:val="single" w:sz="6" w:color="D9D9D9"/>
+            </w:tcBorders>
+          </w:tcPr>
+          <w:p>
+            <w:r>
+              <w:t>1 Reglas y atribución</w:t>
+            </w:r>
+          </w:p>
+        </w:tc>
+        <w:tc>
+          <w:tcPr>
+            <w:tcW w:type="dxa" w:w="4680"/>
+            <w:vAlign w:val="center"/>
+            <w:tcMar>
+              <w:top w:w="100" w:type="dxa"/>
+              <w:start w:w="120" w:type="dxa"/>
+              <w:bottom w:w="100" w:type="dxa"/>
+              <w:end w:w="120" w:type="dxa"/>
+            </w:tcMar>
+            <w:tcBorders>
+              <w:top w:val="single" w:sz="6" w:color="D9D9D9"/>
+              <w:start w:val="single" w:sz="6" w:color="D9D9D9"/>
+              <w:bottom w:val="single" w:sz="6" w:color="D9D9D9"/>
+              <w:end w:val="single" w:sz="6" w:color="D9D9D9"/>
+              <w:insideH w:val="single" w:sz="6" w:color="D9D9D9"/>
+              <w:insideV w:val="single" w:sz="6" w:color="D9D9D9"/>
+            </w:tcBorders>
+          </w:tcPr>
+          <w:p>
+            <w:r>
+              <w:t>Vidriera personal, enlace de referencia, comisión configurable, responsables de cobro y entrega, historial de estados.</w:t>
+            </w:r>
+          </w:p>
+        </w:tc>
+        <w:tc>
+          <w:tcPr>
+            <w:tcW w:type="dxa" w:w="2520"/>
+            <w:vAlign w:val="center"/>
+            <w:tcMar>
+              <w:top w:w="100" w:type="dxa"/>
+              <w:start w:w="120" w:type="dxa"/>
+              <w:bottom w:w="100" w:type="dxa"/>
+              <w:end w:w="120" w:type="dxa"/>
+            </w:tcMar>
+            <w:tcBorders>
+              <w:top w:val="single" w:sz="6" w:color="D9D9D9"/>
+              <w:start w:val="single" w:sz="6" w:color="D9D9D9"/>
+              <w:bottom w:val="single" w:sz="6" w:color="D9D9D9"/>
+              <w:end w:val="single" w:sz="6" w:color="D9D9D9"/>
+              <w:insideH w:val="single" w:sz="6" w:color="D9D9D9"/>
+              <w:insideV w:val="single" w:sz="6" w:color="D9D9D9"/>
+            </w:tcBorders>
+          </w:tcPr>
+          <w:p>
+            <w:r>
+              <w:t>Cada participante sabe por qué cobra y quién responde.</w:t>
+            </w:r>
+          </w:p>
+        </w:tc>
+      </w:tr>
+      <w:tr>
+        <w:trPr>
+          <w:cantSplit/>
+        </w:trPr>
+        <w:tc>
+          <w:tcPr>
+            <w:tcW w:type="dxa" w:w="1800"/>
+            <w:vAlign w:val="center"/>
+            <w:tcMar>
+              <w:top w:w="100" w:type="dxa"/>
+              <w:start w:w="120" w:type="dxa"/>
+              <w:bottom w:w="100" w:type="dxa"/>
+              <w:end w:w="120" w:type="dxa"/>
+            </w:tcMar>
+            <w:tcBorders>
+              <w:top w:val="single" w:sz="6" w:color="D9D9D9"/>
+              <w:start w:val="single" w:sz="6" w:color="D9D9D9"/>
+              <w:bottom w:val="single" w:sz="6" w:color="D9D9D9"/>
+              <w:end w:val="single" w:sz="6" w:color="D9D9D9"/>
+              <w:insideH w:val="single" w:sz="6" w:color="D9D9D9"/>
+              <w:insideV w:val="single" w:sz="6" w:color="D9D9D9"/>
+            </w:tcBorders>
+            <w:shd w:fill="F4F7FB"/>
+          </w:tcPr>
+          <w:p>
+            <w:r>
+              <w:t>2 Compra asistida</w:t>
+            </w:r>
+          </w:p>
+        </w:tc>
+        <w:tc>
+          <w:tcPr>
+            <w:tcW w:type="dxa" w:w="4680"/>
+            <w:vAlign w:val="center"/>
+            <w:tcMar>
+              <w:top w:w="100" w:type="dxa"/>
+              <w:start w:w="120" w:type="dxa"/>
+              <w:bottom w:w="100" w:type="dxa"/>
+              <w:end w:w="120" w:type="dxa"/>
+            </w:tcMar>
+            <w:tcBorders>
+              <w:top w:val="single" w:sz="6" w:color="D9D9D9"/>
+              <w:start w:val="single" w:sz="6" w:color="D9D9D9"/>
+              <w:bottom w:val="single" w:sz="6" w:color="D9D9D9"/>
+              <w:end w:val="single" w:sz="6" w:color="D9D9D9"/>
+              <w:insideH w:val="single" w:sz="6" w:color="D9D9D9"/>
+              <w:insideV w:val="single" w:sz="6" w:color="D9D9D9"/>
+            </w:tcBorders>
+            <w:shd w:fill="F4F7FB"/>
+          </w:tcPr>
+          <w:p>
+            <w:r>
+              <w:t>Comprar ahora, reserva, comprobante de pago, seguimiento de entrega, liquidación y reclamos.</w:t>
+            </w:r>
+          </w:p>
+        </w:tc>
+        <w:tc>
+          <w:tcPr>
+            <w:tcW w:type="dxa" w:w="2520"/>
+            <w:vAlign w:val="center"/>
+            <w:tcMar>
+              <w:top w:w="100" w:type="dxa"/>
+              <w:start w:w="120" w:type="dxa"/>
+              <w:bottom w:w="100" w:type="dxa"/>
+              <w:end w:w="120" w:type="dxa"/>
+            </w:tcMar>
+            <w:tcBorders>
+              <w:top w:val="single" w:sz="6" w:color="D9D9D9"/>
+              <w:start w:val="single" w:sz="6" w:color="D9D9D9"/>
+              <w:bottom w:val="single" w:sz="6" w:color="D9D9D9"/>
+              <w:end w:val="single" w:sz="6" w:color="D9D9D9"/>
+              <w:insideH w:val="single" w:sz="6" w:color="D9D9D9"/>
+              <w:insideV w:val="single" w:sz="6" w:color="D9D9D9"/>
+            </w:tcBorders>
+            <w:shd w:fill="F4F7FB"/>
+          </w:tcPr>
+          <w:p>
+            <w:r>
+              <w:t>El comprador puede avanzar sin depender de mensajes manuales.</w:t>
+            </w:r>
+          </w:p>
+        </w:tc>
+      </w:tr>
+      <w:tr>
+        <w:trPr>
+          <w:cantSplit/>
+        </w:trPr>
+        <w:tc>
+          <w:tcPr>
+            <w:tcW w:type="dxa" w:w="1800"/>
+            <w:vAlign w:val="center"/>
+            <w:tcMar>
+              <w:top w:w="100" w:type="dxa"/>
+              <w:start w:w="120" w:type="dxa"/>
+              <w:bottom w:w="100" w:type="dxa"/>
+              <w:end w:w="120" w:type="dxa"/>
+            </w:tcMar>
+            <w:tcBorders>
+              <w:top w:val="single" w:sz="6" w:color="D9D9D9"/>
+              <w:start w:val="single" w:sz="6" w:color="D9D9D9"/>
+              <w:bottom w:val="single" w:sz="6" w:color="D9D9D9"/>
+              <w:end w:val="single" w:sz="6" w:color="D9D9D9"/>
+              <w:insideH w:val="single" w:sz="6" w:color="D9D9D9"/>
+              <w:insideV w:val="single" w:sz="6" w:color="D9D9D9"/>
+            </w:tcBorders>
+          </w:tcPr>
+          <w:p>
+            <w:r>
+              <w:t>3 Pagos integrados</w:t>
+            </w:r>
+          </w:p>
+        </w:tc>
+        <w:tc>
+          <w:tcPr>
+            <w:tcW w:type="dxa" w:w="4680"/>
+            <w:vAlign w:val="center"/>
+            <w:tcMar>
+              <w:top w:w="100" w:type="dxa"/>
+              <w:start w:w="120" w:type="dxa"/>
+              <w:bottom w:w="100" w:type="dxa"/>
+              <w:end w:w="120" w:type="dxa"/>
+            </w:tcMar>
+            <w:tcBorders>
+              <w:top w:val="single" w:sz="6" w:color="D9D9D9"/>
+              <w:start w:val="single" w:sz="6" w:color="D9D9D9"/>
+              <w:bottom w:val="single" w:sz="6" w:color="D9D9D9"/>
+              <w:end w:val="single" w:sz="6" w:color="D9D9D9"/>
+              <w:insideH w:val="single" w:sz="6" w:color="D9D9D9"/>
+              <w:insideV w:val="single" w:sz="6" w:color="D9D9D9"/>
+            </w:tcBorders>
+          </w:tcPr>
+          <w:p>
+            <w:r>
+              <w:t>Pasarela con confirmación automática, división de fondos, devoluciones y validación de identidad.</w:t>
+            </w:r>
+          </w:p>
+        </w:tc>
+        <w:tc>
+          <w:tcPr>
+            <w:tcW w:type="dxa" w:w="2520"/>
+            <w:vAlign w:val="center"/>
+            <w:tcMar>
+              <w:top w:w="100" w:type="dxa"/>
+              <w:start w:w="120" w:type="dxa"/>
+              <w:bottom w:w="100" w:type="dxa"/>
+              <w:end w:w="120" w:type="dxa"/>
+            </w:tcMar>
+            <w:tcBorders>
+              <w:top w:val="single" w:sz="6" w:color="D9D9D9"/>
+              <w:start w:val="single" w:sz="6" w:color="D9D9D9"/>
+              <w:bottom w:val="single" w:sz="6" w:color="D9D9D9"/>
+              <w:end w:val="single" w:sz="6" w:color="D9D9D9"/>
+              <w:insideH w:val="single" w:sz="6" w:color="D9D9D9"/>
+              <w:insideV w:val="single" w:sz="6" w:color="D9D9D9"/>
+            </w:tcBorders>
+          </w:tcPr>
+          <w:p>
+            <w:r>
+              <w:t>Menos conciliación manual y mayor protección para las partes.</w:t>
             </w:r>
           </w:p>
         </w:tc>
@@ -1849,12 +3670,29 @@
         <w:gridCol w:w="7343"/>
       </w:tblGrid>
       <w:tr>
-        <w:trPr/>
-        <w:tc>
-          <w:tcPr>
-            <w:tcW w:w="2409" w:type="dxa"/>
-            <w:tcBorders/>
-            <w:vAlign w:val="center"/>
+        <w:trPr>
+          <w:tblHeader w:val="true"/>
+          <w:cantSplit/>
+        </w:trPr>
+        <w:tc>
+          <w:tcPr>
+            <w:tcW w:w="2520" w:type="dxa"/>
+            <w:tcBorders>
+              <w:top w:val="single" w:sz="6" w:color="D9D9D9"/>
+              <w:start w:val="single" w:sz="6" w:color="D9D9D9"/>
+              <w:bottom w:val="single" w:sz="6" w:color="D9D9D9"/>
+              <w:end w:val="single" w:sz="6" w:color="D9D9D9"/>
+              <w:insideH w:val="single" w:sz="6" w:color="D9D9D9"/>
+              <w:insideV w:val="single" w:sz="6" w:color="D9D9D9"/>
+            </w:tcBorders>
+            <w:vAlign w:val="center"/>
+            <w:tcMar>
+              <w:top w:w="100" w:type="dxa"/>
+              <w:start w:w="120" w:type="dxa"/>
+              <w:bottom w:w="100" w:type="dxa"/>
+              <w:end w:w="120" w:type="dxa"/>
+            </w:tcMar>
+            <w:shd w:fill="334155"/>
           </w:tcPr>
           <w:p>
             <w:pPr>
@@ -1866,16 +3704,33 @@
               <w:rPr/>
             </w:pPr>
             <w:r>
-              <w:rPr/>
+              <w:rPr>
+                <w:b/>
+                <w:color w:val="FFFFFF"/>
+              </w:rPr>
               <w:t>Objeción</w:t>
             </w:r>
           </w:p>
         </w:tc>
         <w:tc>
           <w:tcPr>
-            <w:tcW w:w="7343" w:type="dxa"/>
-            <w:tcBorders/>
-            <w:vAlign w:val="center"/>
+            <w:tcW w:w="6480" w:type="dxa"/>
+            <w:tcBorders>
+              <w:top w:val="single" w:sz="6" w:color="D9D9D9"/>
+              <w:start w:val="single" w:sz="6" w:color="D9D9D9"/>
+              <w:bottom w:val="single" w:sz="6" w:color="D9D9D9"/>
+              <w:end w:val="single" w:sz="6" w:color="D9D9D9"/>
+              <w:insideH w:val="single" w:sz="6" w:color="D9D9D9"/>
+              <w:insideV w:val="single" w:sz="6" w:color="D9D9D9"/>
+            </w:tcBorders>
+            <w:vAlign w:val="center"/>
+            <w:tcMar>
+              <w:top w:w="100" w:type="dxa"/>
+              <w:start w:w="120" w:type="dxa"/>
+              <w:bottom w:w="100" w:type="dxa"/>
+              <w:end w:w="120" w:type="dxa"/>
+            </w:tcMar>
+            <w:shd w:fill="334155"/>
           </w:tcPr>
           <w:p>
             <w:pPr>
@@ -1887,19 +3742,37 @@
               <w:rPr/>
             </w:pPr>
             <w:r>
-              <w:rPr/>
+              <w:rPr>
+                <w:b/>
+                <w:color w:val="FFFFFF"/>
+              </w:rPr>
               <w:t>Respuesta recomendada</w:t>
             </w:r>
           </w:p>
         </w:tc>
       </w:tr>
       <w:tr>
-        <w:trPr/>
-        <w:tc>
-          <w:tcPr>
-            <w:tcW w:w="2409" w:type="dxa"/>
-            <w:tcBorders/>
-            <w:vAlign w:val="center"/>
+        <w:trPr>
+          <w:cantSplit/>
+        </w:trPr>
+        <w:tc>
+          <w:tcPr>
+            <w:tcW w:w="2520" w:type="dxa"/>
+            <w:tcBorders>
+              <w:top w:val="single" w:sz="6" w:color="D9D9D9"/>
+              <w:start w:val="single" w:sz="6" w:color="D9D9D9"/>
+              <w:bottom w:val="single" w:sz="6" w:color="D9D9D9"/>
+              <w:end w:val="single" w:sz="6" w:color="D9D9D9"/>
+              <w:insideH w:val="single" w:sz="6" w:color="D9D9D9"/>
+              <w:insideV w:val="single" w:sz="6" w:color="D9D9D9"/>
+            </w:tcBorders>
+            <w:vAlign w:val="center"/>
+            <w:tcMar>
+              <w:top w:w="100" w:type="dxa"/>
+              <w:start w:w="120" w:type="dxa"/>
+              <w:bottom w:w="100" w:type="dxa"/>
+              <w:end w:w="120" w:type="dxa"/>
+            </w:tcMar>
           </w:tcPr>
           <w:p>
             <w:pPr>
@@ -1916,9 +3789,22 @@
         </w:tc>
         <w:tc>
           <w:tcPr>
-            <w:tcW w:w="7343" w:type="dxa"/>
-            <w:tcBorders/>
-            <w:vAlign w:val="center"/>
+            <w:tcW w:w="6480" w:type="dxa"/>
+            <w:tcBorders>
+              <w:top w:val="single" w:sz="6" w:color="D9D9D9"/>
+              <w:start w:val="single" w:sz="6" w:color="D9D9D9"/>
+              <w:bottom w:val="single" w:sz="6" w:color="D9D9D9"/>
+              <w:end w:val="single" w:sz="6" w:color="D9D9D9"/>
+              <w:insideH w:val="single" w:sz="6" w:color="D9D9D9"/>
+              <w:insideV w:val="single" w:sz="6" w:color="D9D9D9"/>
+            </w:tcBorders>
+            <w:vAlign w:val="center"/>
+            <w:tcMar>
+              <w:top w:w="100" w:type="dxa"/>
+              <w:start w:w="120" w:type="dxa"/>
+              <w:bottom w:w="100" w:type="dxa"/>
+              <w:end w:w="120" w:type="dxa"/>
+            </w:tcMar>
           </w:tcPr>
           <w:p>
             <w:pPr>
@@ -1935,12 +3821,28 @@
         </w:tc>
       </w:tr>
       <w:tr>
-        <w:trPr/>
-        <w:tc>
-          <w:tcPr>
-            <w:tcW w:w="2409" w:type="dxa"/>
-            <w:tcBorders/>
-            <w:vAlign w:val="center"/>
+        <w:trPr>
+          <w:cantSplit/>
+        </w:trPr>
+        <w:tc>
+          <w:tcPr>
+            <w:tcW w:w="2520" w:type="dxa"/>
+            <w:tcBorders>
+              <w:top w:val="single" w:sz="6" w:color="D9D9D9"/>
+              <w:start w:val="single" w:sz="6" w:color="D9D9D9"/>
+              <w:bottom w:val="single" w:sz="6" w:color="D9D9D9"/>
+              <w:end w:val="single" w:sz="6" w:color="D9D9D9"/>
+              <w:insideH w:val="single" w:sz="6" w:color="D9D9D9"/>
+              <w:insideV w:val="single" w:sz="6" w:color="D9D9D9"/>
+            </w:tcBorders>
+            <w:vAlign w:val="center"/>
+            <w:tcMar>
+              <w:top w:w="100" w:type="dxa"/>
+              <w:start w:w="120" w:type="dxa"/>
+              <w:bottom w:w="100" w:type="dxa"/>
+              <w:end w:w="120" w:type="dxa"/>
+            </w:tcMar>
+            <w:shd w:fill="F4F7FB"/>
           </w:tcPr>
           <w:p>
             <w:pPr>
@@ -1957,9 +3859,23 @@
         </w:tc>
         <w:tc>
           <w:tcPr>
-            <w:tcW w:w="7343" w:type="dxa"/>
-            <w:tcBorders/>
-            <w:vAlign w:val="center"/>
+            <w:tcW w:w="6480" w:type="dxa"/>
+            <w:tcBorders>
+              <w:top w:val="single" w:sz="6" w:color="D9D9D9"/>
+              <w:start w:val="single" w:sz="6" w:color="D9D9D9"/>
+              <w:bottom w:val="single" w:sz="6" w:color="D9D9D9"/>
+              <w:end w:val="single" w:sz="6" w:color="D9D9D9"/>
+              <w:insideH w:val="single" w:sz="6" w:color="D9D9D9"/>
+              <w:insideV w:val="single" w:sz="6" w:color="D9D9D9"/>
+            </w:tcBorders>
+            <w:vAlign w:val="center"/>
+            <w:tcMar>
+              <w:top w:w="100" w:type="dxa"/>
+              <w:start w:w="120" w:type="dxa"/>
+              <w:bottom w:w="100" w:type="dxa"/>
+              <w:end w:w="120" w:type="dxa"/>
+            </w:tcMar>
+            <w:shd w:fill="F4F7FB"/>
           </w:tcPr>
           <w:p>
             <w:pPr>
@@ -1976,12 +3892,27 @@
         </w:tc>
       </w:tr>
       <w:tr>
-        <w:trPr/>
-        <w:tc>
-          <w:tcPr>
-            <w:tcW w:w="2409" w:type="dxa"/>
-            <w:tcBorders/>
-            <w:vAlign w:val="center"/>
+        <w:trPr>
+          <w:cantSplit/>
+        </w:trPr>
+        <w:tc>
+          <w:tcPr>
+            <w:tcW w:w="2520" w:type="dxa"/>
+            <w:tcBorders>
+              <w:top w:val="single" w:sz="6" w:color="D9D9D9"/>
+              <w:start w:val="single" w:sz="6" w:color="D9D9D9"/>
+              <w:bottom w:val="single" w:sz="6" w:color="D9D9D9"/>
+              <w:end w:val="single" w:sz="6" w:color="D9D9D9"/>
+              <w:insideH w:val="single" w:sz="6" w:color="D9D9D9"/>
+              <w:insideV w:val="single" w:sz="6" w:color="D9D9D9"/>
+            </w:tcBorders>
+            <w:vAlign w:val="center"/>
+            <w:tcMar>
+              <w:top w:w="100" w:type="dxa"/>
+              <w:start w:w="120" w:type="dxa"/>
+              <w:bottom w:w="100" w:type="dxa"/>
+              <w:end w:w="120" w:type="dxa"/>
+            </w:tcMar>
           </w:tcPr>
           <w:p>
             <w:pPr>
@@ -1998,9 +3929,22 @@
         </w:tc>
         <w:tc>
           <w:tcPr>
-            <w:tcW w:w="7343" w:type="dxa"/>
-            <w:tcBorders/>
-            <w:vAlign w:val="center"/>
+            <w:tcW w:w="6480" w:type="dxa"/>
+            <w:tcBorders>
+              <w:top w:val="single" w:sz="6" w:color="D9D9D9"/>
+              <w:start w:val="single" w:sz="6" w:color="D9D9D9"/>
+              <w:bottom w:val="single" w:sz="6" w:color="D9D9D9"/>
+              <w:end w:val="single" w:sz="6" w:color="D9D9D9"/>
+              <w:insideH w:val="single" w:sz="6" w:color="D9D9D9"/>
+              <w:insideV w:val="single" w:sz="6" w:color="D9D9D9"/>
+            </w:tcBorders>
+            <w:vAlign w:val="center"/>
+            <w:tcMar>
+              <w:top w:w="100" w:type="dxa"/>
+              <w:start w:w="120" w:type="dxa"/>
+              <w:bottom w:w="100" w:type="dxa"/>
+              <w:end w:w="120" w:type="dxa"/>
+            </w:tcMar>
           </w:tcPr>
           <w:p>
             <w:pPr>
@@ -2017,12 +3961,28 @@
         </w:tc>
       </w:tr>
       <w:tr>
-        <w:trPr/>
-        <w:tc>
-          <w:tcPr>
-            <w:tcW w:w="2409" w:type="dxa"/>
-            <w:tcBorders/>
-            <w:vAlign w:val="center"/>
+        <w:trPr>
+          <w:cantSplit/>
+        </w:trPr>
+        <w:tc>
+          <w:tcPr>
+            <w:tcW w:w="2520" w:type="dxa"/>
+            <w:tcBorders>
+              <w:top w:val="single" w:sz="6" w:color="D9D9D9"/>
+              <w:start w:val="single" w:sz="6" w:color="D9D9D9"/>
+              <w:bottom w:val="single" w:sz="6" w:color="D9D9D9"/>
+              <w:end w:val="single" w:sz="6" w:color="D9D9D9"/>
+              <w:insideH w:val="single" w:sz="6" w:color="D9D9D9"/>
+              <w:insideV w:val="single" w:sz="6" w:color="D9D9D9"/>
+            </w:tcBorders>
+            <w:vAlign w:val="center"/>
+            <w:tcMar>
+              <w:top w:w="100" w:type="dxa"/>
+              <w:start w:w="120" w:type="dxa"/>
+              <w:bottom w:w="100" w:type="dxa"/>
+              <w:end w:w="120" w:type="dxa"/>
+            </w:tcMar>
+            <w:shd w:fill="F4F7FB"/>
           </w:tcPr>
           <w:p>
             <w:pPr>
@@ -2039,9 +3999,23 @@
         </w:tc>
         <w:tc>
           <w:tcPr>
-            <w:tcW w:w="7343" w:type="dxa"/>
-            <w:tcBorders/>
-            <w:vAlign w:val="center"/>
+            <w:tcW w:w="6480" w:type="dxa"/>
+            <w:tcBorders>
+              <w:top w:val="single" w:sz="6" w:color="D9D9D9"/>
+              <w:start w:val="single" w:sz="6" w:color="D9D9D9"/>
+              <w:bottom w:val="single" w:sz="6" w:color="D9D9D9"/>
+              <w:end w:val="single" w:sz="6" w:color="D9D9D9"/>
+              <w:insideH w:val="single" w:sz="6" w:color="D9D9D9"/>
+              <w:insideV w:val="single" w:sz="6" w:color="D9D9D9"/>
+            </w:tcBorders>
+            <w:vAlign w:val="center"/>
+            <w:tcMar>
+              <w:top w:w="100" w:type="dxa"/>
+              <w:start w:w="120" w:type="dxa"/>
+              <w:bottom w:w="100" w:type="dxa"/>
+              <w:end w:w="120" w:type="dxa"/>
+            </w:tcMar>
+            <w:shd w:fill="F4F7FB"/>
           </w:tcPr>
           <w:p>
             <w:pPr>
@@ -2058,12 +4032,27 @@
         </w:tc>
       </w:tr>
       <w:tr>
-        <w:trPr/>
-        <w:tc>
-          <w:tcPr>
-            <w:tcW w:w="2409" w:type="dxa"/>
-            <w:tcBorders/>
-            <w:vAlign w:val="center"/>
+        <w:trPr>
+          <w:cantSplit/>
+        </w:trPr>
+        <w:tc>
+          <w:tcPr>
+            <w:tcW w:w="2520" w:type="dxa"/>
+            <w:tcBorders>
+              <w:top w:val="single" w:sz="6" w:color="D9D9D9"/>
+              <w:start w:val="single" w:sz="6" w:color="D9D9D9"/>
+              <w:bottom w:val="single" w:sz="6" w:color="D9D9D9"/>
+              <w:end w:val="single" w:sz="6" w:color="D9D9D9"/>
+              <w:insideH w:val="single" w:sz="6" w:color="D9D9D9"/>
+              <w:insideV w:val="single" w:sz="6" w:color="D9D9D9"/>
+            </w:tcBorders>
+            <w:vAlign w:val="center"/>
+            <w:tcMar>
+              <w:top w:w="100" w:type="dxa"/>
+              <w:start w:w="120" w:type="dxa"/>
+              <w:bottom w:w="100" w:type="dxa"/>
+              <w:end w:w="120" w:type="dxa"/>
+            </w:tcMar>
           </w:tcPr>
           <w:p>
             <w:pPr>
@@ -2080,9 +4069,22 @@
         </w:tc>
         <w:tc>
           <w:tcPr>
-            <w:tcW w:w="7343" w:type="dxa"/>
-            <w:tcBorders/>
-            <w:vAlign w:val="center"/>
+            <w:tcW w:w="6480" w:type="dxa"/>
+            <w:tcBorders>
+              <w:top w:val="single" w:sz="6" w:color="D9D9D9"/>
+              <w:start w:val="single" w:sz="6" w:color="D9D9D9"/>
+              <w:bottom w:val="single" w:sz="6" w:color="D9D9D9"/>
+              <w:end w:val="single" w:sz="6" w:color="D9D9D9"/>
+              <w:insideH w:val="single" w:sz="6" w:color="D9D9D9"/>
+              <w:insideV w:val="single" w:sz="6" w:color="D9D9D9"/>
+            </w:tcBorders>
+            <w:vAlign w:val="center"/>
+            <w:tcMar>
+              <w:top w:w="100" w:type="dxa"/>
+              <w:start w:w="120" w:type="dxa"/>
+              <w:bottom w:w="100" w:type="dxa"/>
+              <w:end w:w="120" w:type="dxa"/>
+            </w:tcMar>
           </w:tcPr>
           <w:p>
             <w:pPr>
@@ -2099,12 +4101,28 @@
         </w:tc>
       </w:tr>
       <w:tr>
-        <w:trPr/>
-        <w:tc>
-          <w:tcPr>
-            <w:tcW w:w="2409" w:type="dxa"/>
-            <w:tcBorders/>
-            <w:vAlign w:val="center"/>
+        <w:trPr>
+          <w:cantSplit/>
+        </w:trPr>
+        <w:tc>
+          <w:tcPr>
+            <w:tcW w:w="2520" w:type="dxa"/>
+            <w:tcBorders>
+              <w:top w:val="single" w:sz="6" w:color="D9D9D9"/>
+              <w:start w:val="single" w:sz="6" w:color="D9D9D9"/>
+              <w:bottom w:val="single" w:sz="6" w:color="D9D9D9"/>
+              <w:end w:val="single" w:sz="6" w:color="D9D9D9"/>
+              <w:insideH w:val="single" w:sz="6" w:color="D9D9D9"/>
+              <w:insideV w:val="single" w:sz="6" w:color="D9D9D9"/>
+            </w:tcBorders>
+            <w:vAlign w:val="center"/>
+            <w:tcMar>
+              <w:top w:w="100" w:type="dxa"/>
+              <w:start w:w="120" w:type="dxa"/>
+              <w:bottom w:w="100" w:type="dxa"/>
+              <w:end w:w="120" w:type="dxa"/>
+            </w:tcMar>
+            <w:shd w:fill="F4F7FB"/>
           </w:tcPr>
           <w:p>
             <w:pPr>
@@ -2121,9 +4139,23 @@
         </w:tc>
         <w:tc>
           <w:tcPr>
-            <w:tcW w:w="7343" w:type="dxa"/>
-            <w:tcBorders/>
-            <w:vAlign w:val="center"/>
+            <w:tcW w:w="6480" w:type="dxa"/>
+            <w:tcBorders>
+              <w:top w:val="single" w:sz="6" w:color="D9D9D9"/>
+              <w:start w:val="single" w:sz="6" w:color="D9D9D9"/>
+              <w:bottom w:val="single" w:sz="6" w:color="D9D9D9"/>
+              <w:end w:val="single" w:sz="6" w:color="D9D9D9"/>
+              <w:insideH w:val="single" w:sz="6" w:color="D9D9D9"/>
+              <w:insideV w:val="single" w:sz="6" w:color="D9D9D9"/>
+            </w:tcBorders>
+            <w:vAlign w:val="center"/>
+            <w:tcMar>
+              <w:top w:w="100" w:type="dxa"/>
+              <w:start w:w="120" w:type="dxa"/>
+              <w:bottom w:w="100" w:type="dxa"/>
+              <w:end w:w="120" w:type="dxa"/>
+            </w:tcMar>
+            <w:shd w:fill="F4F7FB"/>
           </w:tcPr>
           <w:p>
             <w:pPr>
@@ -2140,12 +4172,27 @@
         </w:tc>
       </w:tr>
       <w:tr>
-        <w:trPr/>
-        <w:tc>
-          <w:tcPr>
-            <w:tcW w:w="2409" w:type="dxa"/>
-            <w:tcBorders/>
-            <w:vAlign w:val="center"/>
+        <w:trPr>
+          <w:cantSplit/>
+        </w:trPr>
+        <w:tc>
+          <w:tcPr>
+            <w:tcW w:w="2520" w:type="dxa"/>
+            <w:tcBorders>
+              <w:top w:val="single" w:sz="6" w:color="D9D9D9"/>
+              <w:start w:val="single" w:sz="6" w:color="D9D9D9"/>
+              <w:bottom w:val="single" w:sz="6" w:color="D9D9D9"/>
+              <w:end w:val="single" w:sz="6" w:color="D9D9D9"/>
+              <w:insideH w:val="single" w:sz="6" w:color="D9D9D9"/>
+              <w:insideV w:val="single" w:sz="6" w:color="D9D9D9"/>
+            </w:tcBorders>
+            <w:vAlign w:val="center"/>
+            <w:tcMar>
+              <w:top w:w="100" w:type="dxa"/>
+              <w:start w:w="120" w:type="dxa"/>
+              <w:bottom w:w="100" w:type="dxa"/>
+              <w:end w:w="120" w:type="dxa"/>
+            </w:tcMar>
           </w:tcPr>
           <w:p>
             <w:pPr>
@@ -2162,9 +4209,22 @@
         </w:tc>
         <w:tc>
           <w:tcPr>
-            <w:tcW w:w="7343" w:type="dxa"/>
-            <w:tcBorders/>
-            <w:vAlign w:val="center"/>
+            <w:tcW w:w="6480" w:type="dxa"/>
+            <w:tcBorders>
+              <w:top w:val="single" w:sz="6" w:color="D9D9D9"/>
+              <w:start w:val="single" w:sz="6" w:color="D9D9D9"/>
+              <w:bottom w:val="single" w:sz="6" w:color="D9D9D9"/>
+              <w:end w:val="single" w:sz="6" w:color="D9D9D9"/>
+              <w:insideH w:val="single" w:sz="6" w:color="D9D9D9"/>
+              <w:insideV w:val="single" w:sz="6" w:color="D9D9D9"/>
+            </w:tcBorders>
+            <w:vAlign w:val="center"/>
+            <w:tcMar>
+              <w:top w:w="100" w:type="dxa"/>
+              <w:start w:w="120" w:type="dxa"/>
+              <w:bottom w:w="100" w:type="dxa"/>
+              <w:end w:w="120" w:type="dxa"/>
+            </w:tcMar>
           </w:tcPr>
           <w:p>
             <w:pPr>
@@ -2181,12 +4241,28 @@
         </w:tc>
       </w:tr>
       <w:tr>
-        <w:trPr/>
-        <w:tc>
-          <w:tcPr>
-            <w:tcW w:w="2409" w:type="dxa"/>
-            <w:tcBorders/>
-            <w:vAlign w:val="center"/>
+        <w:trPr>
+          <w:cantSplit/>
+        </w:trPr>
+        <w:tc>
+          <w:tcPr>
+            <w:tcW w:w="2520" w:type="dxa"/>
+            <w:tcBorders>
+              <w:top w:val="single" w:sz="6" w:color="D9D9D9"/>
+              <w:start w:val="single" w:sz="6" w:color="D9D9D9"/>
+              <w:bottom w:val="single" w:sz="6" w:color="D9D9D9"/>
+              <w:end w:val="single" w:sz="6" w:color="D9D9D9"/>
+              <w:insideH w:val="single" w:sz="6" w:color="D9D9D9"/>
+              <w:insideV w:val="single" w:sz="6" w:color="D9D9D9"/>
+            </w:tcBorders>
+            <w:vAlign w:val="center"/>
+            <w:tcMar>
+              <w:top w:w="100" w:type="dxa"/>
+              <w:start w:w="120" w:type="dxa"/>
+              <w:bottom w:w="100" w:type="dxa"/>
+              <w:end w:w="120" w:type="dxa"/>
+            </w:tcMar>
+            <w:shd w:fill="F4F7FB"/>
           </w:tcPr>
           <w:p>
             <w:pPr>
@@ -2203,9 +4279,23 @@
         </w:tc>
         <w:tc>
           <w:tcPr>
-            <w:tcW w:w="7343" w:type="dxa"/>
-            <w:tcBorders/>
-            <w:vAlign w:val="center"/>
+            <w:tcW w:w="6480" w:type="dxa"/>
+            <w:tcBorders>
+              <w:top w:val="single" w:sz="6" w:color="D9D9D9"/>
+              <w:start w:val="single" w:sz="6" w:color="D9D9D9"/>
+              <w:bottom w:val="single" w:sz="6" w:color="D9D9D9"/>
+              <w:end w:val="single" w:sz="6" w:color="D9D9D9"/>
+              <w:insideH w:val="single" w:sz="6" w:color="D9D9D9"/>
+              <w:insideV w:val="single" w:sz="6" w:color="D9D9D9"/>
+            </w:tcBorders>
+            <w:vAlign w:val="center"/>
+            <w:tcMar>
+              <w:top w:w="100" w:type="dxa"/>
+              <w:start w:w="120" w:type="dxa"/>
+              <w:bottom w:w="100" w:type="dxa"/>
+              <w:end w:w="120" w:type="dxa"/>
+            </w:tcMar>
+            <w:shd w:fill="F4F7FB"/>
           </w:tcPr>
           <w:p>
             <w:pPr>
@@ -2221,6 +4311,397 @@
           </w:p>
         </w:tc>
       </w:tr>
+      <w:tr>
+        <w:trPr>
+          <w:cantSplit/>
+        </w:trPr>
+        <w:tc>
+          <w:tcPr>
+            <w:tcW w:type="dxa" w:w="2520"/>
+            <w:vAlign w:val="center"/>
+            <w:tcMar>
+              <w:top w:w="100" w:type="dxa"/>
+              <w:start w:w="120" w:type="dxa"/>
+              <w:bottom w:w="100" w:type="dxa"/>
+              <w:end w:w="120" w:type="dxa"/>
+            </w:tcMar>
+            <w:tcBorders>
+              <w:top w:val="single" w:sz="6" w:color="D9D9D9"/>
+              <w:start w:val="single" w:sz="6" w:color="D9D9D9"/>
+              <w:bottom w:val="single" w:sz="6" w:color="D9D9D9"/>
+              <w:end w:val="single" w:sz="6" w:color="D9D9D9"/>
+              <w:insideH w:val="single" w:sz="6" w:color="D9D9D9"/>
+              <w:insideV w:val="single" w:sz="6" w:color="D9D9D9"/>
+            </w:tcBorders>
+          </w:tcPr>
+          <w:p>
+            <w:r>
+              <w:t>El 20 % para la plataforma es mucho</w:t>
+            </w:r>
+          </w:p>
+        </w:tc>
+        <w:tc>
+          <w:tcPr>
+            <w:tcW w:type="dxa" w:w="6480"/>
+            <w:vAlign w:val="center"/>
+            <w:tcMar>
+              <w:top w:w="100" w:type="dxa"/>
+              <w:start w:w="120" w:type="dxa"/>
+              <w:bottom w:w="100" w:type="dxa"/>
+              <w:end w:w="120" w:type="dxa"/>
+            </w:tcMar>
+            <w:tcBorders>
+              <w:top w:val="single" w:sz="6" w:color="D9D9D9"/>
+              <w:start w:val="single" w:sz="6" w:color="D9D9D9"/>
+              <w:bottom w:val="single" w:sz="6" w:color="D9D9D9"/>
+              <w:end w:val="single" w:sz="6" w:color="D9D9D9"/>
+              <w:insideH w:val="single" w:sz="6" w:color="D9D9D9"/>
+              <w:insideV w:val="single" w:sz="6" w:color="D9D9D9"/>
+            </w:tcBorders>
+          </w:tcPr>
+          <w:p>
+            <w:r>
+              <w:t>Coincidimos cuando la plataforma solo publica y registra. Para el piloto proponemos 10 % del margen. Una participación mayor requiere servicios adicionales y condiciones aceptadas antes de publicar.</w:t>
+            </w:r>
+          </w:p>
+        </w:tc>
+      </w:tr>
+      <w:tr>
+        <w:trPr>
+          <w:cantSplit/>
+        </w:trPr>
+        <w:tc>
+          <w:tcPr>
+            <w:tcW w:type="dxa" w:w="2520"/>
+            <w:vAlign w:val="center"/>
+            <w:tcMar>
+              <w:top w:w="100" w:type="dxa"/>
+              <w:start w:w="120" w:type="dxa"/>
+              <w:bottom w:w="100" w:type="dxa"/>
+              <w:end w:w="120" w:type="dxa"/>
+            </w:tcMar>
+            <w:tcBorders>
+              <w:top w:val="single" w:sz="6" w:color="D9D9D9"/>
+              <w:start w:val="single" w:sz="6" w:color="D9D9D9"/>
+              <w:bottom w:val="single" w:sz="6" w:color="D9D9D9"/>
+              <w:end w:val="single" w:sz="6" w:color="D9D9D9"/>
+              <w:insideH w:val="single" w:sz="6" w:color="D9D9D9"/>
+              <w:insideV w:val="single" w:sz="6" w:color="D9D9D9"/>
+            </w:tcBorders>
+            <w:shd w:fill="F4F7FB"/>
+          </w:tcPr>
+          <w:p>
+            <w:r>
+              <w:t>¿Cómo garantizan pago y entrega?</w:t>
+            </w:r>
+          </w:p>
+        </w:tc>
+        <w:tc>
+          <w:tcPr>
+            <w:tcW w:type="dxa" w:w="6480"/>
+            <w:vAlign w:val="center"/>
+            <w:tcMar>
+              <w:top w:w="100" w:type="dxa"/>
+              <w:start w:w="120" w:type="dxa"/>
+              <w:bottom w:w="100" w:type="dxa"/>
+              <w:end w:w="120" w:type="dxa"/>
+            </w:tcMar>
+            <w:tcBorders>
+              <w:top w:val="single" w:sz="6" w:color="D9D9D9"/>
+              <w:start w:val="single" w:sz="6" w:color="D9D9D9"/>
+              <w:bottom w:val="single" w:sz="6" w:color="D9D9D9"/>
+              <w:end w:val="single" w:sz="6" w:color="D9D9D9"/>
+              <w:insideH w:val="single" w:sz="6" w:color="D9D9D9"/>
+              <w:insideV w:val="single" w:sz="6" w:color="D9D9D9"/>
+            </w:tcBorders>
+            <w:shd w:fill="F4F7FB"/>
+          </w:tcPr>
+          <w:p>
+            <w:r>
+              <w:t>No ofrecemos una garantía absoluta. Reducimos el riesgo con responsables identificados, reserva, comprobantes, estados separados, plazos y un proceso de reclamo. La etapa de pagos integrados agregará confirmación automática.</w:t>
+            </w:r>
+          </w:p>
+        </w:tc>
+      </w:tr>
+      <w:tr>
+        <w:trPr>
+          <w:cantSplit/>
+        </w:trPr>
+        <w:tc>
+          <w:tcPr>
+            <w:tcW w:type="dxa" w:w="2520"/>
+            <w:vAlign w:val="center"/>
+            <w:tcMar>
+              <w:top w:w="100" w:type="dxa"/>
+              <w:start w:w="120" w:type="dxa"/>
+              <w:bottom w:w="100" w:type="dxa"/>
+              <w:end w:w="120" w:type="dxa"/>
+            </w:tcMar>
+            <w:tcBorders>
+              <w:top w:val="single" w:sz="6" w:color="D9D9D9"/>
+              <w:start w:val="single" w:sz="6" w:color="D9D9D9"/>
+              <w:bottom w:val="single" w:sz="6" w:color="D9D9D9"/>
+              <w:end w:val="single" w:sz="6" w:color="D9D9D9"/>
+              <w:insideH w:val="single" w:sz="6" w:color="D9D9D9"/>
+              <w:insideV w:val="single" w:sz="6" w:color="D9D9D9"/>
+            </w:tcBorders>
+          </w:tcPr>
+          <w:p>
+            <w:r>
+              <w:t>¿Qué hace el administrador?</w:t>
+            </w:r>
+          </w:p>
+        </w:tc>
+        <w:tc>
+          <w:tcPr>
+            <w:tcW w:type="dxa" w:w="6480"/>
+            <w:vAlign w:val="center"/>
+            <w:tcMar>
+              <w:top w:w="100" w:type="dxa"/>
+              <w:start w:w="120" w:type="dxa"/>
+              <w:bottom w:w="100" w:type="dxa"/>
+              <w:end w:w="120" w:type="dxa"/>
+            </w:tcMar>
+            <w:tcBorders>
+              <w:top w:val="single" w:sz="6" w:color="D9D9D9"/>
+              <w:start w:val="single" w:sz="6" w:color="D9D9D9"/>
+              <w:bottom w:val="single" w:sz="6" w:color="D9D9D9"/>
+              <w:end w:val="single" w:sz="6" w:color="D9D9D9"/>
+              <w:insideH w:val="single" w:sz="6" w:color="D9D9D9"/>
+              <w:insideV w:val="single" w:sz="6" w:color="D9D9D9"/>
+            </w:tcBorders>
+          </w:tcPr>
+          <w:p>
+            <w:r>
+              <w:t>Valida participantes y reglas, supervisa excepciones, confirma evidencia y habilita liquidaciones. No cambia comisiones después de la venta ni reemplaza al responsable de cobro o entrega.</w:t>
+            </w:r>
+          </w:p>
+        </w:tc>
+      </w:tr>
+      <w:tr>
+        <w:trPr>
+          <w:cantSplit/>
+        </w:trPr>
+        <w:tc>
+          <w:tcPr>
+            <w:tcW w:type="dxa" w:w="2520"/>
+            <w:vAlign w:val="center"/>
+            <w:tcMar>
+              <w:top w:w="100" w:type="dxa"/>
+              <w:start w:w="120" w:type="dxa"/>
+              <w:bottom w:w="100" w:type="dxa"/>
+              <w:end w:w="120" w:type="dxa"/>
+            </w:tcMar>
+            <w:tcBorders>
+              <w:top w:val="single" w:sz="6" w:color="D9D9D9"/>
+              <w:start w:val="single" w:sz="6" w:color="D9D9D9"/>
+              <w:bottom w:val="single" w:sz="6" w:color="D9D9D9"/>
+              <w:end w:val="single" w:sz="6" w:color="D9D9D9"/>
+              <w:insideH w:val="single" w:sz="6" w:color="D9D9D9"/>
+              <w:insideV w:val="single" w:sz="6" w:color="D9D9D9"/>
+            </w:tcBorders>
+            <w:shd w:fill="F4F7FB"/>
+          </w:tcPr>
+          <w:p>
+            <w:r>
+              <w:t>¿Quién cobra y reparte?</w:t>
+            </w:r>
+          </w:p>
+        </w:tc>
+        <w:tc>
+          <w:tcPr>
+            <w:tcW w:type="dxa" w:w="6480"/>
+            <w:vAlign w:val="center"/>
+            <w:tcMar>
+              <w:top w:w="100" w:type="dxa"/>
+              <w:start w:w="120" w:type="dxa"/>
+              <w:bottom w:w="100" w:type="dxa"/>
+              <w:end w:w="120" w:type="dxa"/>
+            </w:tcMar>
+            <w:tcBorders>
+              <w:top w:val="single" w:sz="6" w:color="D9D9D9"/>
+              <w:start w:val="single" w:sz="6" w:color="D9D9D9"/>
+              <w:bottom w:val="single" w:sz="6" w:color="D9D9D9"/>
+              <w:end w:val="single" w:sz="6" w:color="D9D9D9"/>
+              <w:insideH w:val="single" w:sz="6" w:color="D9D9D9"/>
+              <w:insideV w:val="single" w:sz="6" w:color="D9D9D9"/>
+            </w:tcBorders>
+            <w:shd w:fill="F4F7FB"/>
+          </w:tcPr>
+          <w:p>
+            <w:r>
+              <w:t>El responsable de cobro se define por producto. La plataforma calcula el reparto y el administrador habilita la liquidación cuando pago y entrega están acreditados.</w:t>
+            </w:r>
+          </w:p>
+        </w:tc>
+      </w:tr>
+      <w:tr>
+        <w:trPr>
+          <w:cantSplit/>
+        </w:trPr>
+        <w:tc>
+          <w:tcPr>
+            <w:tcW w:type="dxa" w:w="2520"/>
+            <w:vAlign w:val="center"/>
+            <w:tcMar>
+              <w:top w:w="100" w:type="dxa"/>
+              <w:start w:w="120" w:type="dxa"/>
+              <w:bottom w:w="100" w:type="dxa"/>
+              <w:end w:w="120" w:type="dxa"/>
+            </w:tcMar>
+            <w:tcBorders>
+              <w:top w:val="single" w:sz="6" w:color="D9D9D9"/>
+              <w:start w:val="single" w:sz="6" w:color="D9D9D9"/>
+              <w:bottom w:val="single" w:sz="6" w:color="D9D9D9"/>
+              <w:end w:val="single" w:sz="6" w:color="D9D9D9"/>
+              <w:insideH w:val="single" w:sz="6" w:color="D9D9D9"/>
+              <w:insideV w:val="single" w:sz="6" w:color="D9D9D9"/>
+            </w:tcBorders>
+          </w:tcPr>
+          <w:p>
+            <w:r>
+              <w:t>Quiero mi propia vidriera</w:t>
+            </w:r>
+          </w:p>
+        </w:tc>
+        <w:tc>
+          <w:tcPr>
+            <w:tcW w:type="dxa" w:w="6480"/>
+            <w:vAlign w:val="center"/>
+            <w:tcMar>
+              <w:top w:w="100" w:type="dxa"/>
+              <w:start w:w="120" w:type="dxa"/>
+              <w:bottom w:w="100" w:type="dxa"/>
+              <w:end w:w="120" w:type="dxa"/>
+            </w:tcMar>
+            <w:tcBorders>
+              <w:top w:val="single" w:sz="6" w:color="D9D9D9"/>
+              <w:start w:val="single" w:sz="6" w:color="D9D9D9"/>
+              <w:bottom w:val="single" w:sz="6" w:color="D9D9D9"/>
+              <w:end w:val="single" w:sz="6" w:color="D9D9D9"/>
+              <w:insideH w:val="single" w:sz="6" w:color="D9D9D9"/>
+              <w:insideV w:val="single" w:sz="6" w:color="D9D9D9"/>
+            </w:tcBorders>
+          </w:tcPr>
+          <w:p>
+            <w:r>
+              <w:t>Cada vendedor tendrá un enlace y una selección identificable dentro del catálogo común. Las consultas, cotizaciones y compras iniciadas allí conservan su atribución.</w:t>
+            </w:r>
+          </w:p>
+        </w:tc>
+      </w:tr>
+      <w:tr>
+        <w:trPr>
+          <w:cantSplit/>
+        </w:trPr>
+        <w:tc>
+          <w:tcPr>
+            <w:tcW w:type="dxa" w:w="2520"/>
+            <w:vAlign w:val="center"/>
+            <w:tcMar>
+              <w:top w:w="100" w:type="dxa"/>
+              <w:start w:w="120" w:type="dxa"/>
+              <w:bottom w:w="100" w:type="dxa"/>
+              <w:end w:w="120" w:type="dxa"/>
+            </w:tcMar>
+            <w:tcBorders>
+              <w:top w:val="single" w:sz="6" w:color="D9D9D9"/>
+              <w:start w:val="single" w:sz="6" w:color="D9D9D9"/>
+              <w:bottom w:val="single" w:sz="6" w:color="D9D9D9"/>
+              <w:end w:val="single" w:sz="6" w:color="D9D9D9"/>
+              <w:insideH w:val="single" w:sz="6" w:color="D9D9D9"/>
+              <w:insideV w:val="single" w:sz="6" w:color="D9D9D9"/>
+            </w:tcBorders>
+            <w:shd w:fill="F4F7FB"/>
+          </w:tcPr>
+          <w:p>
+            <w:r>
+              <w:t>¿Cómo sé que respetarán mi comisión?</w:t>
+            </w:r>
+          </w:p>
+        </w:tc>
+        <w:tc>
+          <w:tcPr>
+            <w:tcW w:type="dxa" w:w="6480"/>
+            <w:vAlign w:val="center"/>
+            <w:tcMar>
+              <w:top w:w="100" w:type="dxa"/>
+              <w:start w:w="120" w:type="dxa"/>
+              <w:bottom w:w="100" w:type="dxa"/>
+              <w:end w:w="120" w:type="dxa"/>
+            </w:tcMar>
+            <w:tcBorders>
+              <w:top w:val="single" w:sz="6" w:color="D9D9D9"/>
+              <w:start w:val="single" w:sz="6" w:color="D9D9D9"/>
+              <w:bottom w:val="single" w:sz="6" w:color="D9D9D9"/>
+              <w:end w:val="single" w:sz="6" w:color="D9D9D9"/>
+              <w:insideH w:val="single" w:sz="6" w:color="D9D9D9"/>
+              <w:insideV w:val="single" w:sz="6" w:color="D9D9D9"/>
+            </w:tcBorders>
+            <w:shd w:fill="F4F7FB"/>
+          </w:tcPr>
+          <w:p>
+            <w:r>
+              <w:t>La atribución se congela cuando el comprador inicia una acción verificable y permanece visible en el historial. Otra persona puede completar la atención sin quitar la comisión al vendedor de origen.</w:t>
+            </w:r>
+          </w:p>
+        </w:tc>
+      </w:tr>
+      <w:tr>
+        <w:trPr>
+          <w:cantSplit/>
+        </w:trPr>
+        <w:tc>
+          <w:tcPr>
+            <w:tcW w:type="dxa" w:w="2520"/>
+            <w:vAlign w:val="center"/>
+            <w:tcMar>
+              <w:top w:w="100" w:type="dxa"/>
+              <w:start w:w="120" w:type="dxa"/>
+              <w:bottom w:w="100" w:type="dxa"/>
+              <w:end w:w="120" w:type="dxa"/>
+            </w:tcMar>
+            <w:tcBorders>
+              <w:top w:val="single" w:sz="6" w:color="D9D9D9"/>
+              <w:start w:val="single" w:sz="6" w:color="D9D9D9"/>
+              <w:bottom w:val="single" w:sz="6" w:color="D9D9D9"/>
+              <w:end w:val="single" w:sz="6" w:color="D9D9D9"/>
+              <w:insideH w:val="single" w:sz="6" w:color="D9D9D9"/>
+              <w:insideV w:val="single" w:sz="6" w:color="D9D9D9"/>
+            </w:tcBorders>
+          </w:tcPr>
+          <w:p>
+            <w:r>
+              <w:t>Quiero comprar en el momento</w:t>
+            </w:r>
+          </w:p>
+        </w:tc>
+        <w:tc>
+          <w:tcPr>
+            <w:tcW w:type="dxa" w:w="6480"/>
+            <w:vAlign w:val="center"/>
+            <w:tcMar>
+              <w:top w:w="100" w:type="dxa"/>
+              <w:start w:w="120" w:type="dxa"/>
+              <w:bottom w:w="100" w:type="dxa"/>
+              <w:end w:w="120" w:type="dxa"/>
+            </w:tcMar>
+            <w:tcBorders>
+              <w:top w:val="single" w:sz="6" w:color="D9D9D9"/>
+              <w:start w:val="single" w:sz="6" w:color="D9D9D9"/>
+              <w:bottom w:val="single" w:sz="6" w:color="D9D9D9"/>
+              <w:end w:val="single" w:sz="6" w:color="D9D9D9"/>
+              <w:insideH w:val="single" w:sz="6" w:color="D9D9D9"/>
+              <w:insideV w:val="single" w:sz="6" w:color="D9D9D9"/>
+            </w:tcBorders>
+          </w:tcPr>
+          <w:p>
+            <w:r>
+              <w:t>Los productos con stock y condiciones confirmadas tendrán Comprar ahora, reserva y pago seguro. Los productos sujetos a disponibilidad mantendrán un flujo de consulta claro.</w:t>
+            </w:r>
+          </w:p>
+        </w:tc>
+      </w:tr>
     </w:tbl>
     <w:p>
       <w:pPr>
@@ -2751,7 +5232,7 @@
           <w:tab w:val="left" w:pos="709" w:leader="none"/>
         </w:tabs>
         <w:bidi w:val="0"/>
-        <w:spacing w:before="0" w:after="0"/>
+        <w:spacing w:before="0" w:after="60"/>
         <w:ind w:hanging="283" w:start="709"/>
         <w:rPr/>
       </w:pPr>
@@ -2772,7 +5253,7 @@
           <w:tab w:val="left" w:pos="709" w:leader="none"/>
         </w:tabs>
         <w:bidi w:val="0"/>
-        <w:spacing w:before="0" w:after="0"/>
+        <w:spacing w:before="0" w:after="60"/>
         <w:ind w:hanging="283" w:start="709"/>
         <w:rPr/>
       </w:pPr>
@@ -2793,7 +5274,7 @@
           <w:tab w:val="left" w:pos="709" w:leader="none"/>
         </w:tabs>
         <w:bidi w:val="0"/>
-        <w:spacing w:before="0" w:after="0"/>
+        <w:spacing w:before="0" w:after="60"/>
         <w:ind w:hanging="283" w:start="709"/>
         <w:rPr/>
       </w:pPr>
@@ -2814,7 +5295,7 @@
           <w:tab w:val="left" w:pos="709" w:leader="none"/>
         </w:tabs>
         <w:bidi w:val="0"/>
-        <w:spacing w:before="0" w:after="0"/>
+        <w:spacing w:before="0" w:after="60"/>
         <w:ind w:hanging="283" w:start="709"/>
         <w:rPr/>
       </w:pPr>
@@ -2835,7 +5316,7 @@
           <w:tab w:val="left" w:pos="709" w:leader="none"/>
         </w:tabs>
         <w:bidi w:val="0"/>
-        <w:spacing w:before="0" w:after="0"/>
+        <w:spacing w:before="0" w:after="60"/>
         <w:ind w:hanging="283" w:start="709"/>
         <w:rPr/>
       </w:pPr>
@@ -2856,6 +5337,7 @@
           <w:tab w:val="left" w:pos="709" w:leader="none"/>
         </w:tabs>
         <w:bidi w:val="0"/>
+        <w:spacing w:after="60"/>
         <w:ind w:hanging="283" w:start="709"/>
         <w:rPr/>
       </w:pPr>
@@ -3111,8 +5593,7 @@
         <w:rPr/>
       </w:pPr>
       <w:r>
-        <w:rPr/>
-        <w:t>La frase más importante no es “te damos una plataforma”. Es esta: “Te ayudamos a probar un canal de venta adicional, sin exclusividad, con personas que pueden ofrecer tus productos y reglas registradas desde el inicio”.</w:t>
+        <w:t>La explicación central es esta: Hogar Conectado suma un canal de venta sin exclusividad, protege la atribución del vendedor y registra desde el inicio cuánto recibe cada parte, quién cobra y quién entrega.</w:t>
       </w:r>
     </w:p>
     <w:p>
